--- a/thesis_paper/manuscript_5_chapter/docx_output/appendix.docx
+++ b/thesis_paper/manuscript_5_chapter/docx_output/appendix.docx
@@ -2,7 +2,7 @@
 <file path=word/document.xml><?xml version="1.0" encoding="utf-8"?>
 <w:document xmlns:w="http://schemas.openxmlformats.org/wordprocessingml/2006/main" xmlns:m="http://schemas.openxmlformats.org/officeDocument/2006/math" xmlns:r="http://schemas.openxmlformats.org/officeDocument/2006/relationships" xmlns:o="urn:schemas-microsoft-com:office:office" xmlns:v="urn:schemas-microsoft-com:vml" xmlns:w10="urn:schemas-microsoft-com:office:word" xmlns:a="http://schemas.openxmlformats.org/drawingml/2006/main" xmlns:pic="http://schemas.openxmlformats.org/drawingml/2006/picture" xmlns:wp="http://schemas.openxmlformats.org/drawingml/2006/wordprocessingDrawing">
   <w:body>
-    <w:bookmarkStart w:id="61" w:name="附录-a候选模型性能扫描全表"/>
+    <w:bookmarkStart w:id="175" w:name="附录-a候选模型性能扫描全表"/>
     <w:p>
       <w:pPr>
         <w:pStyle w:val="1"/>
@@ -4578,7 +4578,7 @@
       </w:r>
     </w:p>
     <w:bookmarkEnd w:id="20"/>
-    <w:bookmarkStart w:id="60" w:name="X97a9fb5af31cbfcf357e74fea73a9a4cae06ef9"/>
+    <w:bookmarkStart w:id="174" w:name="X97a9fb5af31cbfcf357e74fea73a9a4cae06ef9"/>
     <w:p>
       <w:pPr>
         <w:pStyle w:val="2"/>
@@ -4610,7 +4610,7 @@
         <w:t xml:space="preserve">目录下实现，并按照轻量化设计、Transformer 变体、神经算子（Neural Operators）及经典基线进行分类管理。</w:t>
       </w:r>
     </w:p>
-    <w:bookmarkStart w:id="23" w:name="图例-legend"/>
+    <w:bookmarkStart w:id="29" w:name="图例-legend"/>
     <w:p>
       <w:pPr>
         <w:pStyle w:val="3"/>
@@ -4627,7 +4627,7 @@
         <w:t xml:space="preserve">以下为所有模型架构图中使用的统一图例说明，涵盖了 2D 空间操作与 3D 时空操作的核心图元。</w:t>
       </w:r>
     </w:p>
-    <w:bookmarkStart w:id="21" w:name="d-网络模块图例"/>
+    <w:bookmarkStart w:id="24" w:name="d-网络模块图例"/>
     <w:p>
       <w:pPr>
         <w:pStyle w:val="4"/>
@@ -4636,31 +4636,62 @@
         <w:t xml:space="preserve">2D 网络模块图例</w:t>
       </w:r>
     </w:p>
-    <w:tbl>
-      <w:tblPr>
-        <w:tblStyle w:val="FigureTable"/>
-        <w:tblW w:type="auto" w:w="0"/>
-        <w:tblLook w:firstRow="0" w:lastRow="0" w:firstColumn="0" w:lastColumn="0"/>
-        <w:jc w:val="center"/>
-      </w:tblPr>
-      <w:tblGrid>
-        <w:gridCol w:w="7920"/>
-      </w:tblGrid>
-      <w:tr>
-        <w:tc>
-          <w:tcPr/>
-          <w:p>
-            <w:pPr>
-              <w:pStyle w:val="Compact"/>
-              <w:jc w:val="center"/>
-            </w:pPr>
-            <w:r>
-              <w:t xml:space="preserve">Legend 2D</w:t>
-            </w:r>
-          </w:p>
-        </w:tc>
-      </w:tr>
-    </w:tbl>
+    <w:p>
+      <w:pPr>
+        <w:pStyle w:val="CaptionedFigure"/>
+      </w:pPr>
+      <w:r>
+        <w:drawing>
+          <wp:inline>
+            <wp:extent cx="5753100" cy="6189222"/>
+            <wp:effectExtent b="0" l="0" r="0" t="0"/>
+            <wp:docPr descr="Legend 2D" title="" id="22" name="Picture"/>
+            <a:graphic>
+              <a:graphicData uri="http://schemas.openxmlformats.org/drawingml/2006/picture">
+                <pic:pic>
+                  <pic:nvPicPr>
+                    <pic:cNvPr descr="../figures_nn/build_export_j2/legend_2d.svg" id="23" name="Picture"/>
+                    <pic:cNvPicPr>
+                      <a:picLocks noChangeArrowheads="1" noChangeAspect="1"/>
+                    </pic:cNvPicPr>
+                  </pic:nvPicPr>
+                  <pic:blipFill>
+                    <a:blip>
+                      <a:extLst>
+                        <a:ext uri="{28A0092B-C50C-407E-A947-70E740481C1C}">
+                          <a14:useLocalDpi xmlns:a14="http://schemas.microsoft.com/office/drawing/2010/main" val="0"/>
+                        </a:ext>
+                        <a:ext uri="{96DAC541-7B7A-43D3-8B79-37D633B846F1}">
+                          <asvg:svgBlip xmlns:asvg="http://schemas.microsoft.com/office/drawing/2016/SVG/main" r:embed="rId21"/>
+                        </a:ext>
+                      </a:extLst>
+                    </a:blip>
+                    <a:stretch>
+                      <a:fillRect/>
+                    </a:stretch>
+                  </pic:blipFill>
+                  <pic:spPr bwMode="auto">
+                    <a:xfrm>
+                      <a:off x="0" y="0"/>
+                      <a:ext cx="5753100" cy="6189222"/>
+                    </a:xfrm>
+                    <a:prstGeom prst="rect">
+                      <a:avLst/>
+                    </a:prstGeom>
+                    <a:noFill/>
+                    <a:ln w="9525">
+                      <a:noFill/>
+                      <a:headEnd/>
+                      <a:tailEnd/>
+                    </a:ln>
+                  </pic:spPr>
+                </pic:pic>
+              </a:graphicData>
+            </a:graphic>
+          </wp:inline>
+        </w:drawing>
+      </w:r>
+    </w:p>
     <w:p>
       <w:pPr>
         <w:pStyle w:val="ImageCaption"/>
@@ -4669,8 +4700,8 @@
         <w:t xml:space="preserve">Legend 2D</w:t>
       </w:r>
     </w:p>
-    <w:bookmarkEnd w:id="21"/>
-    <w:bookmarkStart w:id="22" w:name="d-时空网络模块图例"/>
+    <w:bookmarkEnd w:id="24"/>
+    <w:bookmarkStart w:id="28" w:name="d-时空网络模块图例"/>
     <w:p>
       <w:pPr>
         <w:pStyle w:val="4"/>
@@ -4679,31 +4710,62 @@
         <w:t xml:space="preserve">3D 时空网络模块图例</w:t>
       </w:r>
     </w:p>
-    <w:tbl>
-      <w:tblPr>
-        <w:tblStyle w:val="FigureTable"/>
-        <w:tblW w:type="auto" w:w="0"/>
-        <w:tblLook w:firstRow="0" w:lastRow="0" w:firstColumn="0" w:lastColumn="0"/>
-        <w:jc w:val="center"/>
-      </w:tblPr>
-      <w:tblGrid>
-        <w:gridCol w:w="7920"/>
-      </w:tblGrid>
-      <w:tr>
-        <w:tc>
-          <w:tcPr/>
-          <w:p>
-            <w:pPr>
-              <w:pStyle w:val="Compact"/>
-              <w:jc w:val="center"/>
-            </w:pPr>
-            <w:r>
-              <w:t xml:space="preserve">Legend 3D</w:t>
-            </w:r>
-          </w:p>
-        </w:tc>
-      </w:tr>
-    </w:tbl>
+    <w:p>
+      <w:pPr>
+        <w:pStyle w:val="CaptionedFigure"/>
+      </w:pPr>
+      <w:r>
+        <w:drawing>
+          <wp:inline>
+            <wp:extent cx="5753100" cy="5983962"/>
+            <wp:effectExtent b="0" l="0" r="0" t="0"/>
+            <wp:docPr descr="Legend 3D" title="" id="26" name="Picture"/>
+            <a:graphic>
+              <a:graphicData uri="http://schemas.openxmlformats.org/drawingml/2006/picture">
+                <pic:pic>
+                  <pic:nvPicPr>
+                    <pic:cNvPr descr="../figures_nn/build_export_j2/legend_3d.svg" id="27" name="Picture"/>
+                    <pic:cNvPicPr>
+                      <a:picLocks noChangeArrowheads="1" noChangeAspect="1"/>
+                    </pic:cNvPicPr>
+                  </pic:nvPicPr>
+                  <pic:blipFill>
+                    <a:blip>
+                      <a:extLst>
+                        <a:ext uri="{28A0092B-C50C-407E-A947-70E740481C1C}">
+                          <a14:useLocalDpi xmlns:a14="http://schemas.microsoft.com/office/drawing/2010/main" val="0"/>
+                        </a:ext>
+                        <a:ext uri="{96DAC541-7B7A-43D3-8B79-37D633B846F1}">
+                          <asvg:svgBlip xmlns:asvg="http://schemas.microsoft.com/office/drawing/2016/SVG/main" r:embed="rId25"/>
+                        </a:ext>
+                      </a:extLst>
+                    </a:blip>
+                    <a:stretch>
+                      <a:fillRect/>
+                    </a:stretch>
+                  </pic:blipFill>
+                  <pic:spPr bwMode="auto">
+                    <a:xfrm>
+                      <a:off x="0" y="0"/>
+                      <a:ext cx="5753100" cy="5983962"/>
+                    </a:xfrm>
+                    <a:prstGeom prst="rect">
+                      <a:avLst/>
+                    </a:prstGeom>
+                    <a:noFill/>
+                    <a:ln w="9525">
+                      <a:noFill/>
+                      <a:headEnd/>
+                      <a:tailEnd/>
+                    </a:ln>
+                  </pic:spPr>
+                </pic:pic>
+              </a:graphicData>
+            </a:graphic>
+          </wp:inline>
+        </w:drawing>
+      </w:r>
+    </w:p>
     <w:p>
       <w:pPr>
         <w:pStyle w:val="ImageCaption"/>
@@ -4719,9 +4781,9 @@
         </w:pict>
       </w:r>
     </w:p>
-    <w:bookmarkEnd w:id="22"/>
-    <w:bookmarkEnd w:id="23"/>
-    <w:bookmarkStart w:id="24" w:name="c.1-cnn-attention-lite"/>
+    <w:bookmarkEnd w:id="28"/>
+    <w:bookmarkEnd w:id="29"/>
+    <w:bookmarkStart w:id="33" w:name="c.1-cnn-attention-lite"/>
     <w:p>
       <w:pPr>
         <w:pStyle w:val="3"/>
@@ -4809,11 +4871,59 @@
         <w:t xml:space="preserve"> </w:t>
       </w:r>
       <w:r>
-        <w:t xml:space="preserve">CNN Attention Lite</w:t>
+        <w:drawing>
+          <wp:inline>
+            <wp:extent cx="5753100" cy="1310908"/>
+            <wp:effectExtent b="0" l="0" r="0" t="0"/>
+            <wp:docPr descr="CNN Attention Lite" title="" id="31" name="Picture"/>
+            <a:graphic>
+              <a:graphicData uri="http://schemas.openxmlformats.org/drawingml/2006/picture">
+                <pic:pic>
+                  <pic:nvPicPr>
+                    <pic:cNvPr descr="../figures_nn/build_export_j2/cnn_attn_lite/fig_cnn_attn_lite_auto.svg" id="32" name="Picture"/>
+                    <pic:cNvPicPr>
+                      <a:picLocks noChangeArrowheads="1" noChangeAspect="1"/>
+                    </pic:cNvPicPr>
+                  </pic:nvPicPr>
+                  <pic:blipFill>
+                    <a:blip>
+                      <a:extLst>
+                        <a:ext uri="{28A0092B-C50C-407E-A947-70E740481C1C}">
+                          <a14:useLocalDpi xmlns:a14="http://schemas.microsoft.com/office/drawing/2010/main" val="0"/>
+                        </a:ext>
+                        <a:ext uri="{96DAC541-7B7A-43D3-8B79-37D633B846F1}">
+                          <asvg:svgBlip xmlns:asvg="http://schemas.microsoft.com/office/drawing/2016/SVG/main" r:embed="rId30"/>
+                        </a:ext>
+                      </a:extLst>
+                    </a:blip>
+                    <a:stretch>
+                      <a:fillRect/>
+                    </a:stretch>
+                  </pic:blipFill>
+                  <pic:spPr bwMode="auto">
+                    <a:xfrm>
+                      <a:off x="0" y="0"/>
+                      <a:ext cx="5753100" cy="1310908"/>
+                    </a:xfrm>
+                    <a:prstGeom prst="rect">
+                      <a:avLst/>
+                    </a:prstGeom>
+                    <a:noFill/>
+                    <a:ln w="9525">
+                      <a:noFill/>
+                      <a:headEnd/>
+                      <a:tailEnd/>
+                    </a:ln>
+                  </pic:spPr>
+                </pic:pic>
+              </a:graphicData>
+            </a:graphic>
+          </wp:inline>
+        </w:drawing>
       </w:r>
     </w:p>
-    <w:bookmarkEnd w:id="24"/>
-    <w:bookmarkStart w:id="25" w:name="c.2-conv-gate-lite"/>
+    <w:bookmarkEnd w:id="33"/>
+    <w:bookmarkStart w:id="37" w:name="c.2-conv-gate-lite"/>
     <w:p>
       <w:pPr>
         <w:pStyle w:val="3"/>
@@ -4984,11 +5094,59 @@
         <w:t xml:space="preserve"> </w:t>
       </w:r>
       <w:r>
-        <w:t xml:space="preserve">Conv Gate Lite</w:t>
+        <w:drawing>
+          <wp:inline>
+            <wp:extent cx="5753100" cy="1310908"/>
+            <wp:effectExtent b="0" l="0" r="0" t="0"/>
+            <wp:docPr descr="Conv Gate Lite" title="" id="35" name="Picture"/>
+            <a:graphic>
+              <a:graphicData uri="http://schemas.openxmlformats.org/drawingml/2006/picture">
+                <pic:pic>
+                  <pic:nvPicPr>
+                    <pic:cNvPr descr="../figures_nn/build_export_j2/conv_gate_lite/fig_conv_gate_lite_auto.svg" id="36" name="Picture"/>
+                    <pic:cNvPicPr>
+                      <a:picLocks noChangeArrowheads="1" noChangeAspect="1"/>
+                    </pic:cNvPicPr>
+                  </pic:nvPicPr>
+                  <pic:blipFill>
+                    <a:blip>
+                      <a:extLst>
+                        <a:ext uri="{28A0092B-C50C-407E-A947-70E740481C1C}">
+                          <a14:useLocalDpi xmlns:a14="http://schemas.microsoft.com/office/drawing/2010/main" val="0"/>
+                        </a:ext>
+                        <a:ext uri="{96DAC541-7B7A-43D3-8B79-37D633B846F1}">
+                          <asvg:svgBlip xmlns:asvg="http://schemas.microsoft.com/office/drawing/2016/SVG/main" r:embed="rId34"/>
+                        </a:ext>
+                      </a:extLst>
+                    </a:blip>
+                    <a:stretch>
+                      <a:fillRect/>
+                    </a:stretch>
+                  </pic:blipFill>
+                  <pic:spPr bwMode="auto">
+                    <a:xfrm>
+                      <a:off x="0" y="0"/>
+                      <a:ext cx="5753100" cy="1310908"/>
+                    </a:xfrm>
+                    <a:prstGeom prst="rect">
+                      <a:avLst/>
+                    </a:prstGeom>
+                    <a:noFill/>
+                    <a:ln w="9525">
+                      <a:noFill/>
+                      <a:headEnd/>
+                      <a:tailEnd/>
+                    </a:ln>
+                  </pic:spPr>
+                </pic:pic>
+              </a:graphicData>
+            </a:graphic>
+          </wp:inline>
+        </w:drawing>
       </w:r>
     </w:p>
-    <w:bookmarkEnd w:id="25"/>
-    <w:bookmarkStart w:id="26" w:name="c.3-convlstm"/>
+    <w:bookmarkEnd w:id="37"/>
+    <w:bookmarkStart w:id="41" w:name="c.3-convlstm"/>
     <w:p>
       <w:pPr>
         <w:pStyle w:val="3"/>
@@ -5295,11 +5453,59 @@
         <w:t xml:space="preserve"> </w:t>
       </w:r>
       <w:r>
-        <w:t xml:space="preserve">ConvLSTM</w:t>
+        <w:drawing>
+          <wp:inline>
+            <wp:extent cx="5753100" cy="2898906"/>
+            <wp:effectExtent b="0" l="0" r="0" t="0"/>
+            <wp:docPr descr="ConvLSTM" title="" id="39" name="Picture"/>
+            <a:graphic>
+              <a:graphicData uri="http://schemas.openxmlformats.org/drawingml/2006/picture">
+                <pic:pic>
+                  <pic:nvPicPr>
+                    <pic:cNvPr descr="../figures_nn/build_export_j2/convlstm/fig_convlstm_auto.svg" id="40" name="Picture"/>
+                    <pic:cNvPicPr>
+                      <a:picLocks noChangeArrowheads="1" noChangeAspect="1"/>
+                    </pic:cNvPicPr>
+                  </pic:nvPicPr>
+                  <pic:blipFill>
+                    <a:blip>
+                      <a:extLst>
+                        <a:ext uri="{28A0092B-C50C-407E-A947-70E740481C1C}">
+                          <a14:useLocalDpi xmlns:a14="http://schemas.microsoft.com/office/drawing/2010/main" val="0"/>
+                        </a:ext>
+                        <a:ext uri="{96DAC541-7B7A-43D3-8B79-37D633B846F1}">
+                          <asvg:svgBlip xmlns:asvg="http://schemas.microsoft.com/office/drawing/2016/SVG/main" r:embed="rId38"/>
+                        </a:ext>
+                      </a:extLst>
+                    </a:blip>
+                    <a:stretch>
+                      <a:fillRect/>
+                    </a:stretch>
+                  </pic:blipFill>
+                  <pic:spPr bwMode="auto">
+                    <a:xfrm>
+                      <a:off x="0" y="0"/>
+                      <a:ext cx="5753100" cy="2898906"/>
+                    </a:xfrm>
+                    <a:prstGeom prst="rect">
+                      <a:avLst/>
+                    </a:prstGeom>
+                    <a:noFill/>
+                    <a:ln w="9525">
+                      <a:noFill/>
+                      <a:headEnd/>
+                      <a:tailEnd/>
+                    </a:ln>
+                  </pic:spPr>
+                </pic:pic>
+              </a:graphicData>
+            </a:graphic>
+          </wp:inline>
+        </w:drawing>
       </w:r>
     </w:p>
-    <w:bookmarkEnd w:id="26"/>
-    <w:bookmarkStart w:id="27" w:name="c.4-convunet-lite"/>
+    <w:bookmarkEnd w:id="41"/>
+    <w:bookmarkStart w:id="45" w:name="c.4-convunet-lite"/>
     <w:p>
       <w:pPr>
         <w:pStyle w:val="3"/>
@@ -5374,11 +5580,59 @@
         <w:t xml:space="preserve"> </w:t>
       </w:r>
       <w:r>
-        <w:t xml:space="preserve">ConvUNet Lite</w:t>
+        <w:drawing>
+          <wp:inline>
+            <wp:extent cx="5753100" cy="1614017"/>
+            <wp:effectExtent b="0" l="0" r="0" t="0"/>
+            <wp:docPr descr="ConvUNet Lite" title="" id="43" name="Picture"/>
+            <a:graphic>
+              <a:graphicData uri="http://schemas.openxmlformats.org/drawingml/2006/picture">
+                <pic:pic>
+                  <pic:nvPicPr>
+                    <pic:cNvPr descr="../figures_nn/build_export_j2/conv_unet_lite/fig_conv_unet_lite_auto.svg" id="44" name="Picture"/>
+                    <pic:cNvPicPr>
+                      <a:picLocks noChangeArrowheads="1" noChangeAspect="1"/>
+                    </pic:cNvPicPr>
+                  </pic:nvPicPr>
+                  <pic:blipFill>
+                    <a:blip>
+                      <a:extLst>
+                        <a:ext uri="{28A0092B-C50C-407E-A947-70E740481C1C}">
+                          <a14:useLocalDpi xmlns:a14="http://schemas.microsoft.com/office/drawing/2010/main" val="0"/>
+                        </a:ext>
+                        <a:ext uri="{96DAC541-7B7A-43D3-8B79-37D633B846F1}">
+                          <asvg:svgBlip xmlns:asvg="http://schemas.microsoft.com/office/drawing/2016/SVG/main" r:embed="rId42"/>
+                        </a:ext>
+                      </a:extLst>
+                    </a:blip>
+                    <a:stretch>
+                      <a:fillRect/>
+                    </a:stretch>
+                  </pic:blipFill>
+                  <pic:spPr bwMode="auto">
+                    <a:xfrm>
+                      <a:off x="0" y="0"/>
+                      <a:ext cx="5753100" cy="1614017"/>
+                    </a:xfrm>
+                    <a:prstGeom prst="rect">
+                      <a:avLst/>
+                    </a:prstGeom>
+                    <a:noFill/>
+                    <a:ln w="9525">
+                      <a:noFill/>
+                      <a:headEnd/>
+                      <a:tailEnd/>
+                    </a:ln>
+                  </pic:spPr>
+                </pic:pic>
+              </a:graphicData>
+            </a:graphic>
+          </wp:inline>
+        </w:drawing>
       </w:r>
     </w:p>
-    <w:bookmarkEnd w:id="27"/>
-    <w:bookmarkStart w:id="28" w:name="c.5-deeponet"/>
+    <w:bookmarkEnd w:id="45"/>
+    <w:bookmarkStart w:id="49" w:name="c.5-deeponet"/>
     <w:p>
       <w:pPr>
         <w:pStyle w:val="3"/>
@@ -5709,11 +5963,59 @@
         <w:t xml:space="preserve"> </w:t>
       </w:r>
       <w:r>
-        <w:t xml:space="preserve">DeepONet</w:t>
+        <w:drawing>
+          <wp:inline>
+            <wp:extent cx="5753100" cy="2527972"/>
+            <wp:effectExtent b="0" l="0" r="0" t="0"/>
+            <wp:docPr descr="DeepONet" title="" id="47" name="Picture"/>
+            <a:graphic>
+              <a:graphicData uri="http://schemas.openxmlformats.org/drawingml/2006/picture">
+                <pic:pic>
+                  <pic:nvPicPr>
+                    <pic:cNvPr descr="../figures_nn/build_export_j2/deeponet/fig_deeponet_auto.svg" id="48" name="Picture"/>
+                    <pic:cNvPicPr>
+                      <a:picLocks noChangeArrowheads="1" noChangeAspect="1"/>
+                    </pic:cNvPicPr>
+                  </pic:nvPicPr>
+                  <pic:blipFill>
+                    <a:blip>
+                      <a:extLst>
+                        <a:ext uri="{28A0092B-C50C-407E-A947-70E740481C1C}">
+                          <a14:useLocalDpi xmlns:a14="http://schemas.microsoft.com/office/drawing/2010/main" val="0"/>
+                        </a:ext>
+                        <a:ext uri="{96DAC541-7B7A-43D3-8B79-37D633B846F1}">
+                          <asvg:svgBlip xmlns:asvg="http://schemas.microsoft.com/office/drawing/2016/SVG/main" r:embed="rId46"/>
+                        </a:ext>
+                      </a:extLst>
+                    </a:blip>
+                    <a:stretch>
+                      <a:fillRect/>
+                    </a:stretch>
+                  </pic:blipFill>
+                  <pic:spPr bwMode="auto">
+                    <a:xfrm>
+                      <a:off x="0" y="0"/>
+                      <a:ext cx="5753100" cy="2527972"/>
+                    </a:xfrm>
+                    <a:prstGeom prst="rect">
+                      <a:avLst/>
+                    </a:prstGeom>
+                    <a:noFill/>
+                    <a:ln w="9525">
+                      <a:noFill/>
+                      <a:headEnd/>
+                      <a:tailEnd/>
+                    </a:ln>
+                  </pic:spPr>
+                </pic:pic>
+              </a:graphicData>
+            </a:graphic>
+          </wp:inline>
+        </w:drawing>
       </w:r>
     </w:p>
-    <w:bookmarkEnd w:id="28"/>
-    <w:bookmarkStart w:id="29" w:name="c.6-edsr"/>
+    <w:bookmarkEnd w:id="49"/>
+    <w:bookmarkStart w:id="53" w:name="c.6-edsr"/>
     <w:p>
       <w:pPr>
         <w:pStyle w:val="3"/>
@@ -5782,11 +6084,59 @@
         <w:t xml:space="preserve"> </w:t>
       </w:r>
       <w:r>
-        <w:t xml:space="preserve">EDSR</w:t>
+        <w:drawing>
+          <wp:inline>
+            <wp:extent cx="5753100" cy="1310908"/>
+            <wp:effectExtent b="0" l="0" r="0" t="0"/>
+            <wp:docPr descr="EDSR" title="" id="51" name="Picture"/>
+            <a:graphic>
+              <a:graphicData uri="http://schemas.openxmlformats.org/drawingml/2006/picture">
+                <pic:pic>
+                  <pic:nvPicPr>
+                    <pic:cNvPr descr="../figures_nn/build_export_j2/edsr/fig_edsr_auto.svg" id="52" name="Picture"/>
+                    <pic:cNvPicPr>
+                      <a:picLocks noChangeArrowheads="1" noChangeAspect="1"/>
+                    </pic:cNvPicPr>
+                  </pic:nvPicPr>
+                  <pic:blipFill>
+                    <a:blip>
+                      <a:extLst>
+                        <a:ext uri="{28A0092B-C50C-407E-A947-70E740481C1C}">
+                          <a14:useLocalDpi xmlns:a14="http://schemas.microsoft.com/office/drawing/2010/main" val="0"/>
+                        </a:ext>
+                        <a:ext uri="{96DAC541-7B7A-43D3-8B79-37D633B846F1}">
+                          <asvg:svgBlip xmlns:asvg="http://schemas.microsoft.com/office/drawing/2016/SVG/main" r:embed="rId50"/>
+                        </a:ext>
+                      </a:extLst>
+                    </a:blip>
+                    <a:stretch>
+                      <a:fillRect/>
+                    </a:stretch>
+                  </pic:blipFill>
+                  <pic:spPr bwMode="auto">
+                    <a:xfrm>
+                      <a:off x="0" y="0"/>
+                      <a:ext cx="5753100" cy="1310908"/>
+                    </a:xfrm>
+                    <a:prstGeom prst="rect">
+                      <a:avLst/>
+                    </a:prstGeom>
+                    <a:noFill/>
+                    <a:ln w="9525">
+                      <a:noFill/>
+                      <a:headEnd/>
+                      <a:tailEnd/>
+                    </a:ln>
+                  </pic:spPr>
+                </pic:pic>
+              </a:graphicData>
+            </a:graphic>
+          </wp:inline>
+        </w:drawing>
       </w:r>
     </w:p>
-    <w:bookmarkEnd w:id="29"/>
-    <w:bookmarkStart w:id="30" w:name="c.7-fno-fourier-neural-operator"/>
+    <w:bookmarkEnd w:id="53"/>
+    <w:bookmarkStart w:id="57" w:name="c.7-fno-fourier-neural-operator"/>
     <w:p>
       <w:pPr>
         <w:pStyle w:val="3"/>
@@ -6103,11 +6453,59 @@
         <w:t xml:space="preserve"> </w:t>
       </w:r>
       <w:r>
-        <w:t xml:space="preserve">FNO</w:t>
+        <w:drawing>
+          <wp:inline>
+            <wp:extent cx="5753100" cy="1727030"/>
+            <wp:effectExtent b="0" l="0" r="0" t="0"/>
+            <wp:docPr descr="FNO" title="" id="55" name="Picture"/>
+            <a:graphic>
+              <a:graphicData uri="http://schemas.openxmlformats.org/drawingml/2006/picture">
+                <pic:pic>
+                  <pic:nvPicPr>
+                    <pic:cNvPr descr="../figures_nn/build_export_j2/fno/fig_fno_auto.svg" id="56" name="Picture"/>
+                    <pic:cNvPicPr>
+                      <a:picLocks noChangeArrowheads="1" noChangeAspect="1"/>
+                    </pic:cNvPicPr>
+                  </pic:nvPicPr>
+                  <pic:blipFill>
+                    <a:blip>
+                      <a:extLst>
+                        <a:ext uri="{28A0092B-C50C-407E-A947-70E740481C1C}">
+                          <a14:useLocalDpi xmlns:a14="http://schemas.microsoft.com/office/drawing/2010/main" val="0"/>
+                        </a:ext>
+                        <a:ext uri="{96DAC541-7B7A-43D3-8B79-37D633B846F1}">
+                          <asvg:svgBlip xmlns:asvg="http://schemas.microsoft.com/office/drawing/2016/SVG/main" r:embed="rId54"/>
+                        </a:ext>
+                      </a:extLst>
+                    </a:blip>
+                    <a:stretch>
+                      <a:fillRect/>
+                    </a:stretch>
+                  </pic:blipFill>
+                  <pic:spPr bwMode="auto">
+                    <a:xfrm>
+                      <a:off x="0" y="0"/>
+                      <a:ext cx="5753100" cy="1727030"/>
+                    </a:xfrm>
+                    <a:prstGeom prst="rect">
+                      <a:avLst/>
+                    </a:prstGeom>
+                    <a:noFill/>
+                    <a:ln w="9525">
+                      <a:noFill/>
+                      <a:headEnd/>
+                      <a:tailEnd/>
+                    </a:ln>
+                  </pic:spPr>
+                </pic:pic>
+              </a:graphicData>
+            </a:graphic>
+          </wp:inline>
+        </w:drawing>
       </w:r>
     </w:p>
-    <w:bookmarkEnd w:id="30"/>
-    <w:bookmarkStart w:id="31" w:name="c.8-hybrid-model"/>
+    <w:bookmarkEnd w:id="57"/>
+    <w:bookmarkStart w:id="61" w:name="c.8-hybrid-model"/>
     <w:p>
       <w:pPr>
         <w:pStyle w:val="3"/>
@@ -6216,11 +6614,59 @@
         <w:t xml:space="preserve"> </w:t>
       </w:r>
       <w:r>
-        <w:t xml:space="preserve">Hybrid Model</w:t>
+        <w:drawing>
+          <wp:inline>
+            <wp:extent cx="5753100" cy="7036165"/>
+            <wp:effectExtent b="0" l="0" r="0" t="0"/>
+            <wp:docPr descr="Hybrid Model" title="" id="59" name="Picture"/>
+            <a:graphic>
+              <a:graphicData uri="http://schemas.openxmlformats.org/drawingml/2006/picture">
+                <pic:pic>
+                  <pic:nvPicPr>
+                    <pic:cNvPr descr="../figures_nn/build_export_j2/hybrid/fig_hybrid_auto.svg" id="60" name="Picture"/>
+                    <pic:cNvPicPr>
+                      <a:picLocks noChangeArrowheads="1" noChangeAspect="1"/>
+                    </pic:cNvPicPr>
+                  </pic:nvPicPr>
+                  <pic:blipFill>
+                    <a:blip>
+                      <a:extLst>
+                        <a:ext uri="{28A0092B-C50C-407E-A947-70E740481C1C}">
+                          <a14:useLocalDpi xmlns:a14="http://schemas.microsoft.com/office/drawing/2010/main" val="0"/>
+                        </a:ext>
+                        <a:ext uri="{96DAC541-7B7A-43D3-8B79-37D633B846F1}">
+                          <asvg:svgBlip xmlns:asvg="http://schemas.microsoft.com/office/drawing/2016/SVG/main" r:embed="rId58"/>
+                        </a:ext>
+                      </a:extLst>
+                    </a:blip>
+                    <a:stretch>
+                      <a:fillRect/>
+                    </a:stretch>
+                  </pic:blipFill>
+                  <pic:spPr bwMode="auto">
+                    <a:xfrm>
+                      <a:off x="0" y="0"/>
+                      <a:ext cx="5753100" cy="7036165"/>
+                    </a:xfrm>
+                    <a:prstGeom prst="rect">
+                      <a:avLst/>
+                    </a:prstGeom>
+                    <a:noFill/>
+                    <a:ln w="9525">
+                      <a:noFill/>
+                      <a:headEnd/>
+                      <a:tailEnd/>
+                    </a:ln>
+                  </pic:spPr>
+                </pic:pic>
+              </a:graphicData>
+            </a:graphic>
+          </wp:inline>
+        </w:drawing>
       </w:r>
     </w:p>
-    <w:bookmarkEnd w:id="31"/>
-    <w:bookmarkStart w:id="32" w:name="c.9-liif-local-implicit-image-function"/>
+    <w:bookmarkEnd w:id="61"/>
+    <w:bookmarkStart w:id="65" w:name="c.9-liif-local-implicit-image-function"/>
     <w:p>
       <w:pPr>
         <w:pStyle w:val="3"/>
@@ -6482,11 +6928,59 @@
         <w:t xml:space="preserve"> </w:t>
       </w:r>
       <w:r>
-        <w:t xml:space="preserve">LIIF</w:t>
+        <w:drawing>
+          <wp:inline>
+            <wp:extent cx="5753100" cy="2475043"/>
+            <wp:effectExtent b="0" l="0" r="0" t="0"/>
+            <wp:docPr descr="LIIF" title="" id="63" name="Picture"/>
+            <a:graphic>
+              <a:graphicData uri="http://schemas.openxmlformats.org/drawingml/2006/picture">
+                <pic:pic>
+                  <pic:nvPicPr>
+                    <pic:cNvPr descr="../figures_nn/build_export_j2/liif/fig_liif_auto.svg" id="64" name="Picture"/>
+                    <pic:cNvPicPr>
+                      <a:picLocks noChangeArrowheads="1" noChangeAspect="1"/>
+                    </pic:cNvPicPr>
+                  </pic:nvPicPr>
+                  <pic:blipFill>
+                    <a:blip>
+                      <a:extLst>
+                        <a:ext uri="{28A0092B-C50C-407E-A947-70E740481C1C}">
+                          <a14:useLocalDpi xmlns:a14="http://schemas.microsoft.com/office/drawing/2010/main" val="0"/>
+                        </a:ext>
+                        <a:ext uri="{96DAC541-7B7A-43D3-8B79-37D633B846F1}">
+                          <asvg:svgBlip xmlns:asvg="http://schemas.microsoft.com/office/drawing/2016/SVG/main" r:embed="rId62"/>
+                        </a:ext>
+                      </a:extLst>
+                    </a:blip>
+                    <a:stretch>
+                      <a:fillRect/>
+                    </a:stretch>
+                  </pic:blipFill>
+                  <pic:spPr bwMode="auto">
+                    <a:xfrm>
+                      <a:off x="0" y="0"/>
+                      <a:ext cx="5753100" cy="2475043"/>
+                    </a:xfrm>
+                    <a:prstGeom prst="rect">
+                      <a:avLst/>
+                    </a:prstGeom>
+                    <a:noFill/>
+                    <a:ln w="9525">
+                      <a:noFill/>
+                      <a:headEnd/>
+                      <a:tailEnd/>
+                    </a:ln>
+                  </pic:spPr>
+                </pic:pic>
+              </a:graphicData>
+            </a:graphic>
+          </wp:inline>
+        </w:drawing>
       </w:r>
     </w:p>
-    <w:bookmarkEnd w:id="32"/>
-    <w:bookmarkStart w:id="33" w:name="c.10-mixer"/>
+    <w:bookmarkEnd w:id="65"/>
+    <w:bookmarkStart w:id="69" w:name="c.10-mixer"/>
     <w:p>
       <w:pPr>
         <w:pStyle w:val="3"/>
@@ -6545,11 +7039,59 @@
         <w:t xml:space="preserve"> </w:t>
       </w:r>
       <w:r>
-        <w:t xml:space="preserve">Mixer</w:t>
+        <w:drawing>
+          <wp:inline>
+            <wp:extent cx="5753100" cy="2860298"/>
+            <wp:effectExtent b="0" l="0" r="0" t="0"/>
+            <wp:docPr descr="Mixer" title="" id="67" name="Picture"/>
+            <a:graphic>
+              <a:graphicData uri="http://schemas.openxmlformats.org/drawingml/2006/picture">
+                <pic:pic>
+                  <pic:nvPicPr>
+                    <pic:cNvPr descr="../figures_nn/build_export_j2/mixer/fig_mixer_auto.svg" id="68" name="Picture"/>
+                    <pic:cNvPicPr>
+                      <a:picLocks noChangeArrowheads="1" noChangeAspect="1"/>
+                    </pic:cNvPicPr>
+                  </pic:nvPicPr>
+                  <pic:blipFill>
+                    <a:blip>
+                      <a:extLst>
+                        <a:ext uri="{28A0092B-C50C-407E-A947-70E740481C1C}">
+                          <a14:useLocalDpi xmlns:a14="http://schemas.microsoft.com/office/drawing/2010/main" val="0"/>
+                        </a:ext>
+                        <a:ext uri="{96DAC541-7B7A-43D3-8B79-37D633B846F1}">
+                          <asvg:svgBlip xmlns:asvg="http://schemas.microsoft.com/office/drawing/2016/SVG/main" r:embed="rId66"/>
+                        </a:ext>
+                      </a:extLst>
+                    </a:blip>
+                    <a:stretch>
+                      <a:fillRect/>
+                    </a:stretch>
+                  </pic:blipFill>
+                  <pic:spPr bwMode="auto">
+                    <a:xfrm>
+                      <a:off x="0" y="0"/>
+                      <a:ext cx="5753100" cy="2860298"/>
+                    </a:xfrm>
+                    <a:prstGeom prst="rect">
+                      <a:avLst/>
+                    </a:prstGeom>
+                    <a:noFill/>
+                    <a:ln w="9525">
+                      <a:noFill/>
+                      <a:headEnd/>
+                      <a:tailEnd/>
+                    </a:ln>
+                  </pic:spPr>
+                </pic:pic>
+              </a:graphicData>
+            </a:graphic>
+          </wp:inline>
+        </w:drawing>
       </w:r>
     </w:p>
-    <w:bookmarkEnd w:id="33"/>
-    <w:bookmarkStart w:id="34" w:name="c.11-mlp"/>
+    <w:bookmarkEnd w:id="69"/>
+    <w:bookmarkStart w:id="73" w:name="c.11-mlp"/>
     <w:p>
       <w:pPr>
         <w:pStyle w:val="3"/>
@@ -6618,11 +7160,59 @@
         <w:t xml:space="preserve"> </w:t>
       </w:r>
       <w:r>
-        <w:t xml:space="preserve">MLP</w:t>
+        <w:drawing>
+          <wp:inline>
+            <wp:extent cx="5753100" cy="2860298"/>
+            <wp:effectExtent b="0" l="0" r="0" t="0"/>
+            <wp:docPr descr="MLP" title="" id="71" name="Picture"/>
+            <a:graphic>
+              <a:graphicData uri="http://schemas.openxmlformats.org/drawingml/2006/picture">
+                <pic:pic>
+                  <pic:nvPicPr>
+                    <pic:cNvPr descr="../figures_nn/build_export_j2/mlp/fig_mlp_auto.svg" id="72" name="Picture"/>
+                    <pic:cNvPicPr>
+                      <a:picLocks noChangeArrowheads="1" noChangeAspect="1"/>
+                    </pic:cNvPicPr>
+                  </pic:nvPicPr>
+                  <pic:blipFill>
+                    <a:blip>
+                      <a:extLst>
+                        <a:ext uri="{28A0092B-C50C-407E-A947-70E740481C1C}">
+                          <a14:useLocalDpi xmlns:a14="http://schemas.microsoft.com/office/drawing/2010/main" val="0"/>
+                        </a:ext>
+                        <a:ext uri="{96DAC541-7B7A-43D3-8B79-37D633B846F1}">
+                          <asvg:svgBlip xmlns:asvg="http://schemas.microsoft.com/office/drawing/2016/SVG/main" r:embed="rId70"/>
+                        </a:ext>
+                      </a:extLst>
+                    </a:blip>
+                    <a:stretch>
+                      <a:fillRect/>
+                    </a:stretch>
+                  </pic:blipFill>
+                  <pic:spPr bwMode="auto">
+                    <a:xfrm>
+                      <a:off x="0" y="0"/>
+                      <a:ext cx="5753100" cy="2860298"/>
+                    </a:xfrm>
+                    <a:prstGeom prst="rect">
+                      <a:avLst/>
+                    </a:prstGeom>
+                    <a:noFill/>
+                    <a:ln w="9525">
+                      <a:noFill/>
+                      <a:headEnd/>
+                      <a:tailEnd/>
+                    </a:ln>
+                  </pic:spPr>
+                </pic:pic>
+              </a:graphicData>
+            </a:graphic>
+          </wp:inline>
+        </w:drawing>
       </w:r>
     </w:p>
-    <w:bookmarkEnd w:id="34"/>
-    <w:bookmarkStart w:id="35" w:name="c.12-mlp-mixer"/>
+    <w:bookmarkEnd w:id="73"/>
+    <w:bookmarkStart w:id="77" w:name="c.12-mlp-mixer"/>
     <w:p>
       <w:pPr>
         <w:pStyle w:val="3"/>
@@ -6725,11 +7315,59 @@
         <w:t xml:space="preserve"> </w:t>
       </w:r>
       <w:r>
-        <w:t xml:space="preserve">MLP-Mixer</w:t>
+        <w:drawing>
+          <wp:inline>
+            <wp:extent cx="5753100" cy="2860298"/>
+            <wp:effectExtent b="0" l="0" r="0" t="0"/>
+            <wp:docPr descr="MLP-Mixer" title="" id="75" name="Picture"/>
+            <a:graphic>
+              <a:graphicData uri="http://schemas.openxmlformats.org/drawingml/2006/picture">
+                <pic:pic>
+                  <pic:nvPicPr>
+                    <pic:cNvPr descr="../figures_nn/build_export_j2/mlp_mixer/fig_mlp_mixer_auto.svg" id="76" name="Picture"/>
+                    <pic:cNvPicPr>
+                      <a:picLocks noChangeArrowheads="1" noChangeAspect="1"/>
+                    </pic:cNvPicPr>
+                  </pic:nvPicPr>
+                  <pic:blipFill>
+                    <a:blip>
+                      <a:extLst>
+                        <a:ext uri="{28A0092B-C50C-407E-A947-70E740481C1C}">
+                          <a14:useLocalDpi xmlns:a14="http://schemas.microsoft.com/office/drawing/2010/main" val="0"/>
+                        </a:ext>
+                        <a:ext uri="{96DAC541-7B7A-43D3-8B79-37D633B846F1}">
+                          <asvg:svgBlip xmlns:asvg="http://schemas.microsoft.com/office/drawing/2016/SVG/main" r:embed="rId74"/>
+                        </a:ext>
+                      </a:extLst>
+                    </a:blip>
+                    <a:stretch>
+                      <a:fillRect/>
+                    </a:stretch>
+                  </pic:blipFill>
+                  <pic:spPr bwMode="auto">
+                    <a:xfrm>
+                      <a:off x="0" y="0"/>
+                      <a:ext cx="5753100" cy="2860298"/>
+                    </a:xfrm>
+                    <a:prstGeom prst="rect">
+                      <a:avLst/>
+                    </a:prstGeom>
+                    <a:noFill/>
+                    <a:ln w="9525">
+                      <a:noFill/>
+                      <a:headEnd/>
+                      <a:tailEnd/>
+                    </a:ln>
+                  </pic:spPr>
+                </pic:pic>
+              </a:graphicData>
+            </a:graphic>
+          </wp:inline>
+        </w:drawing>
       </w:r>
     </w:p>
-    <w:bookmarkEnd w:id="35"/>
-    <w:bookmarkStart w:id="36" w:name="c.13-nafnet"/>
+    <w:bookmarkEnd w:id="77"/>
+    <w:bookmarkStart w:id="81" w:name="c.13-nafnet"/>
     <w:p>
       <w:pPr>
         <w:pStyle w:val="3"/>
@@ -6868,11 +7506,59 @@
         <w:t xml:space="preserve"> </w:t>
       </w:r>
       <w:r>
-        <w:t xml:space="preserve">NAFNet</w:t>
+        <w:drawing>
+          <wp:inline>
+            <wp:extent cx="5753100" cy="1614017"/>
+            <wp:effectExtent b="0" l="0" r="0" t="0"/>
+            <wp:docPr descr="NAFNet" title="" id="79" name="Picture"/>
+            <a:graphic>
+              <a:graphicData uri="http://schemas.openxmlformats.org/drawingml/2006/picture">
+                <pic:pic>
+                  <pic:nvPicPr>
+                    <pic:cNvPr descr="../figures_nn/build_export_j2/nafnet/fig_nafnet_auto.svg" id="80" name="Picture"/>
+                    <pic:cNvPicPr>
+                      <a:picLocks noChangeArrowheads="1" noChangeAspect="1"/>
+                    </pic:cNvPicPr>
+                  </pic:nvPicPr>
+                  <pic:blipFill>
+                    <a:blip>
+                      <a:extLst>
+                        <a:ext uri="{28A0092B-C50C-407E-A947-70E740481C1C}">
+                          <a14:useLocalDpi xmlns:a14="http://schemas.microsoft.com/office/drawing/2010/main" val="0"/>
+                        </a:ext>
+                        <a:ext uri="{96DAC541-7B7A-43D3-8B79-37D633B846F1}">
+                          <asvg:svgBlip xmlns:asvg="http://schemas.microsoft.com/office/drawing/2016/SVG/main" r:embed="rId78"/>
+                        </a:ext>
+                      </a:extLst>
+                    </a:blip>
+                    <a:stretch>
+                      <a:fillRect/>
+                    </a:stretch>
+                  </pic:blipFill>
+                  <pic:spPr bwMode="auto">
+                    <a:xfrm>
+                      <a:off x="0" y="0"/>
+                      <a:ext cx="5753100" cy="1614017"/>
+                    </a:xfrm>
+                    <a:prstGeom prst="rect">
+                      <a:avLst/>
+                    </a:prstGeom>
+                    <a:noFill/>
+                    <a:ln w="9525">
+                      <a:noFill/>
+                      <a:headEnd/>
+                      <a:tailEnd/>
+                    </a:ln>
+                  </pic:spPr>
+                </pic:pic>
+              </a:graphicData>
+            </a:graphic>
+          </wp:inline>
+        </w:drawing>
       </w:r>
     </w:p>
-    <w:bookmarkEnd w:id="36"/>
-    <w:bookmarkStart w:id="37" w:name="c.14-partialconv-unet"/>
+    <w:bookmarkEnd w:id="81"/>
+    <w:bookmarkStart w:id="85" w:name="c.14-partialconv-unet"/>
     <w:p>
       <w:pPr>
         <w:pStyle w:val="3"/>
@@ -7199,11 +7885,59 @@
         <w:t xml:space="preserve"> </w:t>
       </w:r>
       <w:r>
-        <w:t xml:space="preserve">PartialConv UNet</w:t>
+        <w:drawing>
+          <wp:inline>
+            <wp:extent cx="5753100" cy="1614017"/>
+            <wp:effectExtent b="0" l="0" r="0" t="0"/>
+            <wp:docPr descr="PartialConv UNet" title="" id="83" name="Picture"/>
+            <a:graphic>
+              <a:graphicData uri="http://schemas.openxmlformats.org/drawingml/2006/picture">
+                <pic:pic>
+                  <pic:nvPicPr>
+                    <pic:cNvPr descr="../figures_nn/build_export_j2/partialconv_unet/fig_partialconv_unet_auto.svg" id="84" name="Picture"/>
+                    <pic:cNvPicPr>
+                      <a:picLocks noChangeArrowheads="1" noChangeAspect="1"/>
+                    </pic:cNvPicPr>
+                  </pic:nvPicPr>
+                  <pic:blipFill>
+                    <a:blip>
+                      <a:extLst>
+                        <a:ext uri="{28A0092B-C50C-407E-A947-70E740481C1C}">
+                          <a14:useLocalDpi xmlns:a14="http://schemas.microsoft.com/office/drawing/2010/main" val="0"/>
+                        </a:ext>
+                        <a:ext uri="{96DAC541-7B7A-43D3-8B79-37D633B846F1}">
+                          <asvg:svgBlip xmlns:asvg="http://schemas.microsoft.com/office/drawing/2016/SVG/main" r:embed="rId82"/>
+                        </a:ext>
+                      </a:extLst>
+                    </a:blip>
+                    <a:stretch>
+                      <a:fillRect/>
+                    </a:stretch>
+                  </pic:blipFill>
+                  <pic:spPr bwMode="auto">
+                    <a:xfrm>
+                      <a:off x="0" y="0"/>
+                      <a:ext cx="5753100" cy="1614017"/>
+                    </a:xfrm>
+                    <a:prstGeom prst="rect">
+                      <a:avLst/>
+                    </a:prstGeom>
+                    <a:noFill/>
+                    <a:ln w="9525">
+                      <a:noFill/>
+                      <a:headEnd/>
+                      <a:tailEnd/>
+                    </a:ln>
+                  </pic:spPr>
+                </pic:pic>
+              </a:graphicData>
+            </a:graphic>
+          </wp:inline>
+        </w:drawing>
       </w:r>
     </w:p>
-    <w:bookmarkEnd w:id="37"/>
-    <w:bookmarkStart w:id="38" w:name="c.15-perceiverio"/>
+    <w:bookmarkEnd w:id="85"/>
+    <w:bookmarkStart w:id="89" w:name="c.15-perceiverio"/>
     <w:p>
       <w:pPr>
         <w:pStyle w:val="3"/>
@@ -7353,11 +8087,59 @@
         <w:t xml:space="preserve"> </w:t>
       </w:r>
       <w:r>
-        <w:t xml:space="preserve">PerceiverIO</w:t>
+        <w:drawing>
+          <wp:inline>
+            <wp:extent cx="5753100" cy="2860298"/>
+            <wp:effectExtent b="0" l="0" r="0" t="0"/>
+            <wp:docPr descr="PerceiverIO" title="" id="87" name="Picture"/>
+            <a:graphic>
+              <a:graphicData uri="http://schemas.openxmlformats.org/drawingml/2006/picture">
+                <pic:pic>
+                  <pic:nvPicPr>
+                    <pic:cNvPr descr="../figures_nn/build_export_j2/perceiverio/fig_perceiverio_auto.svg" id="88" name="Picture"/>
+                    <pic:cNvPicPr>
+                      <a:picLocks noChangeArrowheads="1" noChangeAspect="1"/>
+                    </pic:cNvPicPr>
+                  </pic:nvPicPr>
+                  <pic:blipFill>
+                    <a:blip>
+                      <a:extLst>
+                        <a:ext uri="{28A0092B-C50C-407E-A947-70E740481C1C}">
+                          <a14:useLocalDpi xmlns:a14="http://schemas.microsoft.com/office/drawing/2010/main" val="0"/>
+                        </a:ext>
+                        <a:ext uri="{96DAC541-7B7A-43D3-8B79-37D633B846F1}">
+                          <asvg:svgBlip xmlns:asvg="http://schemas.microsoft.com/office/drawing/2016/SVG/main" r:embed="rId86"/>
+                        </a:ext>
+                      </a:extLst>
+                    </a:blip>
+                    <a:stretch>
+                      <a:fillRect/>
+                    </a:stretch>
+                  </pic:blipFill>
+                  <pic:spPr bwMode="auto">
+                    <a:xfrm>
+                      <a:off x="0" y="0"/>
+                      <a:ext cx="5753100" cy="2860298"/>
+                    </a:xfrm>
+                    <a:prstGeom prst="rect">
+                      <a:avLst/>
+                    </a:prstGeom>
+                    <a:noFill/>
+                    <a:ln w="9525">
+                      <a:noFill/>
+                      <a:headEnd/>
+                      <a:tailEnd/>
+                    </a:ln>
+                  </pic:spPr>
+                </pic:pic>
+              </a:graphicData>
+            </a:graphic>
+          </wp:inline>
+        </w:drawing>
       </w:r>
     </w:p>
-    <w:bookmarkEnd w:id="38"/>
-    <w:bookmarkStart w:id="39" w:name="c.16-physics-informed"/>
+    <w:bookmarkEnd w:id="89"/>
+    <w:bookmarkStart w:id="93" w:name="c.16-physics-informed"/>
     <w:p>
       <w:pPr>
         <w:pStyle w:val="3"/>
@@ -7553,11 +8335,59 @@
         <w:t xml:space="preserve"> </w:t>
       </w:r>
       <w:r>
-        <w:t xml:space="preserve">Physics</w:t>
+        <w:drawing>
+          <wp:inline>
+            <wp:extent cx="5753100" cy="1851572"/>
+            <wp:effectExtent b="0" l="0" r="0" t="0"/>
+            <wp:docPr descr="Physics" title="" id="91" name="Picture"/>
+            <a:graphic>
+              <a:graphicData uri="http://schemas.openxmlformats.org/drawingml/2006/picture">
+                <pic:pic>
+                  <pic:nvPicPr>
+                    <pic:cNvPr descr="../figures_nn/build_export_j2/physics/fig_physics_auto.svg" id="92" name="Picture"/>
+                    <pic:cNvPicPr>
+                      <a:picLocks noChangeArrowheads="1" noChangeAspect="1"/>
+                    </pic:cNvPicPr>
+                  </pic:nvPicPr>
+                  <pic:blipFill>
+                    <a:blip>
+                      <a:extLst>
+                        <a:ext uri="{28A0092B-C50C-407E-A947-70E740481C1C}">
+                          <a14:useLocalDpi xmlns:a14="http://schemas.microsoft.com/office/drawing/2010/main" val="0"/>
+                        </a:ext>
+                        <a:ext uri="{96DAC541-7B7A-43D3-8B79-37D633B846F1}">
+                          <asvg:svgBlip xmlns:asvg="http://schemas.microsoft.com/office/drawing/2016/SVG/main" r:embed="rId90"/>
+                        </a:ext>
+                      </a:extLst>
+                    </a:blip>
+                    <a:stretch>
+                      <a:fillRect/>
+                    </a:stretch>
+                  </pic:blipFill>
+                  <pic:spPr bwMode="auto">
+                    <a:xfrm>
+                      <a:off x="0" y="0"/>
+                      <a:ext cx="5753100" cy="1851572"/>
+                    </a:xfrm>
+                    <a:prstGeom prst="rect">
+                      <a:avLst/>
+                    </a:prstGeom>
+                    <a:noFill/>
+                    <a:ln w="9525">
+                      <a:noFill/>
+                      <a:headEnd/>
+                      <a:tailEnd/>
+                    </a:ln>
+                  </pic:spPr>
+                </pic:pic>
+              </a:graphicData>
+            </a:graphic>
+          </wp:inline>
+        </w:drawing>
       </w:r>
     </w:p>
-    <w:bookmarkEnd w:id="39"/>
-    <w:bookmarkStart w:id="40" w:name="c.17-rcan"/>
+    <w:bookmarkEnd w:id="93"/>
+    <w:bookmarkStart w:id="97" w:name="c.17-rcan"/>
     <w:p>
       <w:pPr>
         <w:pStyle w:val="3"/>
@@ -7656,11 +8486,59 @@
         <w:t xml:space="preserve"> </w:t>
       </w:r>
       <w:r>
-        <w:t xml:space="preserve">RCAN</w:t>
+        <w:drawing>
+          <wp:inline>
+            <wp:extent cx="5753100" cy="1817203"/>
+            <wp:effectExtent b="0" l="0" r="0" t="0"/>
+            <wp:docPr descr="RCAN" title="" id="95" name="Picture"/>
+            <a:graphic>
+              <a:graphicData uri="http://schemas.openxmlformats.org/drawingml/2006/picture">
+                <pic:pic>
+                  <pic:nvPicPr>
+                    <pic:cNvPr descr="../figures_nn/build_export_j2/rcan/fig_rcan_auto.svg" id="96" name="Picture"/>
+                    <pic:cNvPicPr>
+                      <a:picLocks noChangeArrowheads="1" noChangeAspect="1"/>
+                    </pic:cNvPicPr>
+                  </pic:nvPicPr>
+                  <pic:blipFill>
+                    <a:blip>
+                      <a:extLst>
+                        <a:ext uri="{28A0092B-C50C-407E-A947-70E740481C1C}">
+                          <a14:useLocalDpi xmlns:a14="http://schemas.microsoft.com/office/drawing/2010/main" val="0"/>
+                        </a:ext>
+                        <a:ext uri="{96DAC541-7B7A-43D3-8B79-37D633B846F1}">
+                          <asvg:svgBlip xmlns:asvg="http://schemas.microsoft.com/office/drawing/2016/SVG/main" r:embed="rId94"/>
+                        </a:ext>
+                      </a:extLst>
+                    </a:blip>
+                    <a:stretch>
+                      <a:fillRect/>
+                    </a:stretch>
+                  </pic:blipFill>
+                  <pic:spPr bwMode="auto">
+                    <a:xfrm>
+                      <a:off x="0" y="0"/>
+                      <a:ext cx="5753100" cy="1817203"/>
+                    </a:xfrm>
+                    <a:prstGeom prst="rect">
+                      <a:avLst/>
+                    </a:prstGeom>
+                    <a:noFill/>
+                    <a:ln w="9525">
+                      <a:noFill/>
+                      <a:headEnd/>
+                      <a:tailEnd/>
+                    </a:ln>
+                  </pic:spPr>
+                </pic:pic>
+              </a:graphicData>
+            </a:graphic>
+          </wp:inline>
+        </w:drawing>
       </w:r>
     </w:p>
-    <w:bookmarkEnd w:id="40"/>
-    <w:bookmarkStart w:id="41" w:name="c.18-rdn"/>
+    <w:bookmarkEnd w:id="97"/>
+    <w:bookmarkStart w:id="101" w:name="c.18-rdn"/>
     <w:p>
       <w:pPr>
         <w:pStyle w:val="3"/>
@@ -7767,11 +8645,59 @@
         <w:t xml:space="preserve"> </w:t>
       </w:r>
       <w:r>
-        <w:t xml:space="preserve">RDN</w:t>
+        <w:drawing>
+          <wp:inline>
+            <wp:extent cx="5753100" cy="1817203"/>
+            <wp:effectExtent b="0" l="0" r="0" t="0"/>
+            <wp:docPr descr="RDN" title="" id="99" name="Picture"/>
+            <a:graphic>
+              <a:graphicData uri="http://schemas.openxmlformats.org/drawingml/2006/picture">
+                <pic:pic>
+                  <pic:nvPicPr>
+                    <pic:cNvPr descr="../figures_nn/build_export_j2/rdn/fig_rdn_auto.svg" id="100" name="Picture"/>
+                    <pic:cNvPicPr>
+                      <a:picLocks noChangeArrowheads="1" noChangeAspect="1"/>
+                    </pic:cNvPicPr>
+                  </pic:nvPicPr>
+                  <pic:blipFill>
+                    <a:blip>
+                      <a:extLst>
+                        <a:ext uri="{28A0092B-C50C-407E-A947-70E740481C1C}">
+                          <a14:useLocalDpi xmlns:a14="http://schemas.microsoft.com/office/drawing/2010/main" val="0"/>
+                        </a:ext>
+                        <a:ext uri="{96DAC541-7B7A-43D3-8B79-37D633B846F1}">
+                          <asvg:svgBlip xmlns:asvg="http://schemas.microsoft.com/office/drawing/2016/SVG/main" r:embed="rId98"/>
+                        </a:ext>
+                      </a:extLst>
+                    </a:blip>
+                    <a:stretch>
+                      <a:fillRect/>
+                    </a:stretch>
+                  </pic:blipFill>
+                  <pic:spPr bwMode="auto">
+                    <a:xfrm>
+                      <a:off x="0" y="0"/>
+                      <a:ext cx="5753100" cy="1817203"/>
+                    </a:xfrm>
+                    <a:prstGeom prst="rect">
+                      <a:avLst/>
+                    </a:prstGeom>
+                    <a:noFill/>
+                    <a:ln w="9525">
+                      <a:noFill/>
+                      <a:headEnd/>
+                      <a:tailEnd/>
+                    </a:ln>
+                  </pic:spPr>
+                </pic:pic>
+              </a:graphicData>
+            </a:graphic>
+          </wp:inline>
+        </w:drawing>
       </w:r>
     </w:p>
-    <w:bookmarkEnd w:id="41"/>
-    <w:bookmarkStart w:id="42" w:name="c.19-resnet-lite"/>
+    <w:bookmarkEnd w:id="101"/>
+    <w:bookmarkStart w:id="105" w:name="c.19-resnet-lite"/>
     <w:p>
       <w:pPr>
         <w:pStyle w:val="3"/>
@@ -7830,11 +8756,59 @@
         <w:t xml:space="preserve"> </w:t>
       </w:r>
       <w:r>
-        <w:t xml:space="preserve">ResNet Lite</w:t>
+        <w:drawing>
+          <wp:inline>
+            <wp:extent cx="5753100" cy="1310908"/>
+            <wp:effectExtent b="0" l="0" r="0" t="0"/>
+            <wp:docPr descr="ResNet Lite" title="" id="103" name="Picture"/>
+            <a:graphic>
+              <a:graphicData uri="http://schemas.openxmlformats.org/drawingml/2006/picture">
+                <pic:pic>
+                  <pic:nvPicPr>
+                    <pic:cNvPr descr="../figures_nn/build_export_j2/resnet_lite/fig_resnet_lite_auto.svg" id="104" name="Picture"/>
+                    <pic:cNvPicPr>
+                      <a:picLocks noChangeArrowheads="1" noChangeAspect="1"/>
+                    </pic:cNvPicPr>
+                  </pic:nvPicPr>
+                  <pic:blipFill>
+                    <a:blip>
+                      <a:extLst>
+                        <a:ext uri="{28A0092B-C50C-407E-A947-70E740481C1C}">
+                          <a14:useLocalDpi xmlns:a14="http://schemas.microsoft.com/office/drawing/2010/main" val="0"/>
+                        </a:ext>
+                        <a:ext uri="{96DAC541-7B7A-43D3-8B79-37D633B846F1}">
+                          <asvg:svgBlip xmlns:asvg="http://schemas.microsoft.com/office/drawing/2016/SVG/main" r:embed="rId102"/>
+                        </a:ext>
+                      </a:extLst>
+                    </a:blip>
+                    <a:stretch>
+                      <a:fillRect/>
+                    </a:stretch>
+                  </pic:blipFill>
+                  <pic:spPr bwMode="auto">
+                    <a:xfrm>
+                      <a:off x="0" y="0"/>
+                      <a:ext cx="5753100" cy="1310908"/>
+                    </a:xfrm>
+                    <a:prstGeom prst="rect">
+                      <a:avLst/>
+                    </a:prstGeom>
+                    <a:noFill/>
+                    <a:ln w="9525">
+                      <a:noFill/>
+                      <a:headEnd/>
+                      <a:tailEnd/>
+                    </a:ln>
+                  </pic:spPr>
+                </pic:pic>
+              </a:graphicData>
+            </a:graphic>
+          </wp:inline>
+        </w:drawing>
       </w:r>
     </w:p>
-    <w:bookmarkEnd w:id="42"/>
-    <w:bookmarkStart w:id="43" w:name="c.20-restormer"/>
+    <w:bookmarkEnd w:id="105"/>
+    <w:bookmarkStart w:id="109" w:name="c.20-restormer"/>
     <w:p>
       <w:pPr>
         <w:pStyle w:val="3"/>
@@ -8019,11 +8993,59 @@
         <w:t xml:space="preserve"> </w:t>
       </w:r>
       <w:r>
-        <w:t xml:space="preserve">Restormer</w:t>
+        <w:drawing>
+          <wp:inline>
+            <wp:extent cx="5753100" cy="1614017"/>
+            <wp:effectExtent b="0" l="0" r="0" t="0"/>
+            <wp:docPr descr="Restormer" title="" id="107" name="Picture"/>
+            <a:graphic>
+              <a:graphicData uri="http://schemas.openxmlformats.org/drawingml/2006/picture">
+                <pic:pic>
+                  <pic:nvPicPr>
+                    <pic:cNvPr descr="../figures_nn/build_export_j2/restormer/fig_restormer_auto.svg" id="108" name="Picture"/>
+                    <pic:cNvPicPr>
+                      <a:picLocks noChangeArrowheads="1" noChangeAspect="1"/>
+                    </pic:cNvPicPr>
+                  </pic:nvPicPr>
+                  <pic:blipFill>
+                    <a:blip>
+                      <a:extLst>
+                        <a:ext uri="{28A0092B-C50C-407E-A947-70E740481C1C}">
+                          <a14:useLocalDpi xmlns:a14="http://schemas.microsoft.com/office/drawing/2010/main" val="0"/>
+                        </a:ext>
+                        <a:ext uri="{96DAC541-7B7A-43D3-8B79-37D633B846F1}">
+                          <asvg:svgBlip xmlns:asvg="http://schemas.microsoft.com/office/drawing/2016/SVG/main" r:embed="rId106"/>
+                        </a:ext>
+                      </a:extLst>
+                    </a:blip>
+                    <a:stretch>
+                      <a:fillRect/>
+                    </a:stretch>
+                  </pic:blipFill>
+                  <pic:spPr bwMode="auto">
+                    <a:xfrm>
+                      <a:off x="0" y="0"/>
+                      <a:ext cx="5753100" cy="1614017"/>
+                    </a:xfrm>
+                    <a:prstGeom prst="rect">
+                      <a:avLst/>
+                    </a:prstGeom>
+                    <a:noFill/>
+                    <a:ln w="9525">
+                      <a:noFill/>
+                      <a:headEnd/>
+                      <a:tailEnd/>
+                    </a:ln>
+                  </pic:spPr>
+                </pic:pic>
+              </a:graphicData>
+            </a:graphic>
+          </wp:inline>
+        </w:drawing>
       </w:r>
     </w:p>
-    <w:bookmarkEnd w:id="43"/>
-    <w:bookmarkStart w:id="44" w:name="c.21-segformer"/>
+    <w:bookmarkEnd w:id="109"/>
+    <w:bookmarkStart w:id="113" w:name="c.21-segformer"/>
     <w:p>
       <w:pPr>
         <w:pStyle w:val="3"/>
@@ -8126,11 +9148,59 @@
         <w:t xml:space="preserve"> </w:t>
       </w:r>
       <w:r>
-        <w:t xml:space="preserve">SegFormer</w:t>
+        <w:drawing>
+          <wp:inline>
+            <wp:extent cx="5753100" cy="1384728"/>
+            <wp:effectExtent b="0" l="0" r="0" t="0"/>
+            <wp:docPr descr="SegFormer" title="" id="111" name="Picture"/>
+            <a:graphic>
+              <a:graphicData uri="http://schemas.openxmlformats.org/drawingml/2006/picture">
+                <pic:pic>
+                  <pic:nvPicPr>
+                    <pic:cNvPr descr="../figures_nn/build_export_j2/segformer/fig_segformer_auto.svg" id="112" name="Picture"/>
+                    <pic:cNvPicPr>
+                      <a:picLocks noChangeArrowheads="1" noChangeAspect="1"/>
+                    </pic:cNvPicPr>
+                  </pic:nvPicPr>
+                  <pic:blipFill>
+                    <a:blip>
+                      <a:extLst>
+                        <a:ext uri="{28A0092B-C50C-407E-A947-70E740481C1C}">
+                          <a14:useLocalDpi xmlns:a14="http://schemas.microsoft.com/office/drawing/2010/main" val="0"/>
+                        </a:ext>
+                        <a:ext uri="{96DAC541-7B7A-43D3-8B79-37D633B846F1}">
+                          <asvg:svgBlip xmlns:asvg="http://schemas.microsoft.com/office/drawing/2016/SVG/main" r:embed="rId110"/>
+                        </a:ext>
+                      </a:extLst>
+                    </a:blip>
+                    <a:stretch>
+                      <a:fillRect/>
+                    </a:stretch>
+                  </pic:blipFill>
+                  <pic:spPr bwMode="auto">
+                    <a:xfrm>
+                      <a:off x="0" y="0"/>
+                      <a:ext cx="5753100" cy="1384728"/>
+                    </a:xfrm>
+                    <a:prstGeom prst="rect">
+                      <a:avLst/>
+                    </a:prstGeom>
+                    <a:noFill/>
+                    <a:ln w="9525">
+                      <a:noFill/>
+                      <a:headEnd/>
+                      <a:tailEnd/>
+                    </a:ln>
+                  </pic:spPr>
+                </pic:pic>
+              </a:graphicData>
+            </a:graphic>
+          </wp:inline>
+        </w:drawing>
       </w:r>
     </w:p>
-    <w:bookmarkEnd w:id="44"/>
-    <w:bookmarkStart w:id="45" w:name="c.22-sequential-model"/>
+    <w:bookmarkEnd w:id="113"/>
+    <w:bookmarkStart w:id="117" w:name="c.22-sequential-model"/>
     <w:p>
       <w:pPr>
         <w:pStyle w:val="3"/>
@@ -8309,11 +9379,59 @@
         <w:t xml:space="preserve"> </w:t>
       </w:r>
       <w:r>
-        <w:t xml:space="preserve">Sequential Model</w:t>
+        <w:drawing>
+          <wp:inline>
+            <wp:extent cx="5753100" cy="3679308"/>
+            <wp:effectExtent b="0" l="0" r="0" t="0"/>
+            <wp:docPr descr="Sequential Model" title="" id="115" name="Picture"/>
+            <a:graphic>
+              <a:graphicData uri="http://schemas.openxmlformats.org/drawingml/2006/picture">
+                <pic:pic>
+                  <pic:nvPicPr>
+                    <pic:cNvPr descr="../figures_nn/build_export_j2/sequential/fig_sequential_auto.svg" id="116" name="Picture"/>
+                    <pic:cNvPicPr>
+                      <a:picLocks noChangeArrowheads="1" noChangeAspect="1"/>
+                    </pic:cNvPicPr>
+                  </pic:nvPicPr>
+                  <pic:blipFill>
+                    <a:blip>
+                      <a:extLst>
+                        <a:ext uri="{28A0092B-C50C-407E-A947-70E740481C1C}">
+                          <a14:useLocalDpi xmlns:a14="http://schemas.microsoft.com/office/drawing/2010/main" val="0"/>
+                        </a:ext>
+                        <a:ext uri="{96DAC541-7B7A-43D3-8B79-37D633B846F1}">
+                          <asvg:svgBlip xmlns:asvg="http://schemas.microsoft.com/office/drawing/2016/SVG/main" r:embed="rId114"/>
+                        </a:ext>
+                      </a:extLst>
+                    </a:blip>
+                    <a:stretch>
+                      <a:fillRect/>
+                    </a:stretch>
+                  </pic:blipFill>
+                  <pic:spPr bwMode="auto">
+                    <a:xfrm>
+                      <a:off x="0" y="0"/>
+                      <a:ext cx="5753100" cy="3679308"/>
+                    </a:xfrm>
+                    <a:prstGeom prst="rect">
+                      <a:avLst/>
+                    </a:prstGeom>
+                    <a:noFill/>
+                    <a:ln w="9525">
+                      <a:noFill/>
+                      <a:headEnd/>
+                      <a:tailEnd/>
+                    </a:ln>
+                  </pic:spPr>
+                </pic:pic>
+              </a:graphicData>
+            </a:graphic>
+          </wp:inline>
+        </w:drawing>
       </w:r>
     </w:p>
-    <w:bookmarkEnd w:id="45"/>
-    <w:bookmarkStart w:id="46" w:name="c.23-sparse-swin-unet"/>
+    <w:bookmarkEnd w:id="117"/>
+    <w:bookmarkStart w:id="121" w:name="c.23-sparse-swin-unet"/>
     <w:p>
       <w:pPr>
         <w:pStyle w:val="3"/>
@@ -8416,11 +9534,59 @@
         <w:t xml:space="preserve"> </w:t>
       </w:r>
       <w:r>
-        <w:t xml:space="preserve">Sparse Swin UNet</w:t>
+        <w:drawing>
+          <wp:inline>
+            <wp:extent cx="5753100" cy="1236938"/>
+            <wp:effectExtent b="0" l="0" r="0" t="0"/>
+            <wp:docPr descr="Sparse Swin UNet" title="" id="119" name="Picture"/>
+            <a:graphic>
+              <a:graphicData uri="http://schemas.openxmlformats.org/drawingml/2006/picture">
+                <pic:pic>
+                  <pic:nvPicPr>
+                    <pic:cNvPr descr="../figures_nn/build_export_j2/sparse_swin_unet/fig_sparse_swin_unet_auto.svg" id="120" name="Picture"/>
+                    <pic:cNvPicPr>
+                      <a:picLocks noChangeArrowheads="1" noChangeAspect="1"/>
+                    </pic:cNvPicPr>
+                  </pic:nvPicPr>
+                  <pic:blipFill>
+                    <a:blip>
+                      <a:extLst>
+                        <a:ext uri="{28A0092B-C50C-407E-A947-70E740481C1C}">
+                          <a14:useLocalDpi xmlns:a14="http://schemas.microsoft.com/office/drawing/2010/main" val="0"/>
+                        </a:ext>
+                        <a:ext uri="{96DAC541-7B7A-43D3-8B79-37D633B846F1}">
+                          <asvg:svgBlip xmlns:asvg="http://schemas.microsoft.com/office/drawing/2016/SVG/main" r:embed="rId118"/>
+                        </a:ext>
+                      </a:extLst>
+                    </a:blip>
+                    <a:stretch>
+                      <a:fillRect/>
+                    </a:stretch>
+                  </pic:blipFill>
+                  <pic:spPr bwMode="auto">
+                    <a:xfrm>
+                      <a:off x="0" y="0"/>
+                      <a:ext cx="5753100" cy="1236938"/>
+                    </a:xfrm>
+                    <a:prstGeom prst="rect">
+                      <a:avLst/>
+                    </a:prstGeom>
+                    <a:noFill/>
+                    <a:ln w="9525">
+                      <a:noFill/>
+                      <a:headEnd/>
+                      <a:tailEnd/>
+                    </a:ln>
+                  </pic:spPr>
+                </pic:pic>
+              </a:graphicData>
+            </a:graphic>
+          </wp:inline>
+        </w:drawing>
       </w:r>
     </w:p>
-    <w:bookmarkEnd w:id="46"/>
-    <w:bookmarkStart w:id="47" w:name="c.24-swin-transformer"/>
+    <w:bookmarkEnd w:id="121"/>
+    <w:bookmarkStart w:id="125" w:name="c.24-swin-transformer"/>
     <w:p>
       <w:pPr>
         <w:pStyle w:val="3"/>
@@ -8536,11 +9702,59 @@
         <w:t xml:space="preserve"> </w:t>
       </w:r>
       <w:r>
-        <w:t xml:space="preserve">Swin Transformer</w:t>
+        <w:drawing>
+          <wp:inline>
+            <wp:extent cx="5753100" cy="2292991"/>
+            <wp:effectExtent b="0" l="0" r="0" t="0"/>
+            <wp:docPr descr="Swin Transformer" title="" id="123" name="Picture"/>
+            <a:graphic>
+              <a:graphicData uri="http://schemas.openxmlformats.org/drawingml/2006/picture">
+                <pic:pic>
+                  <pic:nvPicPr>
+                    <pic:cNvPr descr="../figures_nn/build_export_j2/swin/fig_swin_auto.svg" id="124" name="Picture"/>
+                    <pic:cNvPicPr>
+                      <a:picLocks noChangeArrowheads="1" noChangeAspect="1"/>
+                    </pic:cNvPicPr>
+                  </pic:nvPicPr>
+                  <pic:blipFill>
+                    <a:blip>
+                      <a:extLst>
+                        <a:ext uri="{28A0092B-C50C-407E-A947-70E740481C1C}">
+                          <a14:useLocalDpi xmlns:a14="http://schemas.microsoft.com/office/drawing/2010/main" val="0"/>
+                        </a:ext>
+                        <a:ext uri="{96DAC541-7B7A-43D3-8B79-37D633B846F1}">
+                          <asvg:svgBlip xmlns:asvg="http://schemas.microsoft.com/office/drawing/2016/SVG/main" r:embed="rId122"/>
+                        </a:ext>
+                      </a:extLst>
+                    </a:blip>
+                    <a:stretch>
+                      <a:fillRect/>
+                    </a:stretch>
+                  </pic:blipFill>
+                  <pic:spPr bwMode="auto">
+                    <a:xfrm>
+                      <a:off x="0" y="0"/>
+                      <a:ext cx="5753100" cy="2292991"/>
+                    </a:xfrm>
+                    <a:prstGeom prst="rect">
+                      <a:avLst/>
+                    </a:prstGeom>
+                    <a:noFill/>
+                    <a:ln w="9525">
+                      <a:noFill/>
+                      <a:headEnd/>
+                      <a:tailEnd/>
+                    </a:ln>
+                  </pic:spPr>
+                </pic:pic>
+              </a:graphicData>
+            </a:graphic>
+          </wp:inline>
+        </w:drawing>
       </w:r>
     </w:p>
-    <w:bookmarkEnd w:id="47"/>
-    <w:bookmarkStart w:id="48" w:name="c.25-swinir"/>
+    <w:bookmarkEnd w:id="125"/>
+    <w:bookmarkStart w:id="129" w:name="c.25-swinir"/>
     <w:p>
       <w:pPr>
         <w:pStyle w:val="3"/>
@@ -8662,11 +9876,59 @@
         <w:t xml:space="preserve"> </w:t>
       </w:r>
       <w:r>
-        <w:t xml:space="preserve">SwinIR</w:t>
+        <w:drawing>
+          <wp:inline>
+            <wp:extent cx="5753100" cy="1817203"/>
+            <wp:effectExtent b="0" l="0" r="0" t="0"/>
+            <wp:docPr descr="SwinIR" title="" id="127" name="Picture"/>
+            <a:graphic>
+              <a:graphicData uri="http://schemas.openxmlformats.org/drawingml/2006/picture">
+                <pic:pic>
+                  <pic:nvPicPr>
+                    <pic:cNvPr descr="../figures_nn/build_export_j2/swinir/fig_swinir_auto.svg" id="128" name="Picture"/>
+                    <pic:cNvPicPr>
+                      <a:picLocks noChangeArrowheads="1" noChangeAspect="1"/>
+                    </pic:cNvPicPr>
+                  </pic:nvPicPr>
+                  <pic:blipFill>
+                    <a:blip>
+                      <a:extLst>
+                        <a:ext uri="{28A0092B-C50C-407E-A947-70E740481C1C}">
+                          <a14:useLocalDpi xmlns:a14="http://schemas.microsoft.com/office/drawing/2010/main" val="0"/>
+                        </a:ext>
+                        <a:ext uri="{96DAC541-7B7A-43D3-8B79-37D633B846F1}">
+                          <asvg:svgBlip xmlns:asvg="http://schemas.microsoft.com/office/drawing/2016/SVG/main" r:embed="rId126"/>
+                        </a:ext>
+                      </a:extLst>
+                    </a:blip>
+                    <a:stretch>
+                      <a:fillRect/>
+                    </a:stretch>
+                  </pic:blipFill>
+                  <pic:spPr bwMode="auto">
+                    <a:xfrm>
+                      <a:off x="0" y="0"/>
+                      <a:ext cx="5753100" cy="1817203"/>
+                    </a:xfrm>
+                    <a:prstGeom prst="rect">
+                      <a:avLst/>
+                    </a:prstGeom>
+                    <a:noFill/>
+                    <a:ln w="9525">
+                      <a:noFill/>
+                      <a:headEnd/>
+                      <a:tailEnd/>
+                    </a:ln>
+                  </pic:spPr>
+                </pic:pic>
+              </a:graphicData>
+            </a:graphic>
+          </wp:inline>
+        </w:drawing>
       </w:r>
     </w:p>
-    <w:bookmarkEnd w:id="48"/>
-    <w:bookmarkStart w:id="49" w:name="c.26-swint"/>
+    <w:bookmarkEnd w:id="129"/>
+    <w:bookmarkStart w:id="133" w:name="c.26-swint"/>
     <w:p>
       <w:pPr>
         <w:pStyle w:val="3"/>
@@ -8793,11 +10055,59 @@
         <w:t xml:space="preserve"> </w:t>
       </w:r>
       <w:r>
-        <w:t xml:space="preserve">SwinT</w:t>
+        <w:drawing>
+          <wp:inline>
+            <wp:extent cx="5753100" cy="2292991"/>
+            <wp:effectExtent b="0" l="0" r="0" t="0"/>
+            <wp:docPr descr="SwinT" title="" id="131" name="Picture"/>
+            <a:graphic>
+              <a:graphicData uri="http://schemas.openxmlformats.org/drawingml/2006/picture">
+                <pic:pic>
+                  <pic:nvPicPr>
+                    <pic:cNvPr descr="../figures_nn/build_export_j2/swint/fig_swint_auto.svg" id="132" name="Picture"/>
+                    <pic:cNvPicPr>
+                      <a:picLocks noChangeArrowheads="1" noChangeAspect="1"/>
+                    </pic:cNvPicPr>
+                  </pic:nvPicPr>
+                  <pic:blipFill>
+                    <a:blip>
+                      <a:extLst>
+                        <a:ext uri="{28A0092B-C50C-407E-A947-70E740481C1C}">
+                          <a14:useLocalDpi xmlns:a14="http://schemas.microsoft.com/office/drawing/2010/main" val="0"/>
+                        </a:ext>
+                        <a:ext uri="{96DAC541-7B7A-43D3-8B79-37D633B846F1}">
+                          <asvg:svgBlip xmlns:asvg="http://schemas.microsoft.com/office/drawing/2016/SVG/main" r:embed="rId130"/>
+                        </a:ext>
+                      </a:extLst>
+                    </a:blip>
+                    <a:stretch>
+                      <a:fillRect/>
+                    </a:stretch>
+                  </pic:blipFill>
+                  <pic:spPr bwMode="auto">
+                    <a:xfrm>
+                      <a:off x="0" y="0"/>
+                      <a:ext cx="5753100" cy="2292991"/>
+                    </a:xfrm>
+                    <a:prstGeom prst="rect">
+                      <a:avLst/>
+                    </a:prstGeom>
+                    <a:noFill/>
+                    <a:ln w="9525">
+                      <a:noFill/>
+                      <a:headEnd/>
+                      <a:tailEnd/>
+                    </a:ln>
+                  </pic:spPr>
+                </pic:pic>
+              </a:graphicData>
+            </a:graphic>
+          </wp:inline>
+        </w:drawing>
       </w:r>
     </w:p>
-    <w:bookmarkEnd w:id="49"/>
-    <w:bookmarkStart w:id="50" w:name="c.27-swin-temporal"/>
+    <w:bookmarkEnd w:id="133"/>
+    <w:bookmarkStart w:id="137" w:name="c.27-swin-temporal"/>
     <w:p>
       <w:pPr>
         <w:pStyle w:val="3"/>
@@ -8939,11 +10249,59 @@
         <w:t xml:space="preserve"> </w:t>
       </w:r>
       <w:r>
-        <w:t xml:space="preserve">Swin Temporal</w:t>
+        <w:drawing>
+          <wp:inline>
+            <wp:extent cx="5753100" cy="1087021"/>
+            <wp:effectExtent b="0" l="0" r="0" t="0"/>
+            <wp:docPr descr="Swin Temporal" title="" id="135" name="Picture"/>
+            <a:graphic>
+              <a:graphicData uri="http://schemas.openxmlformats.org/drawingml/2006/picture">
+                <pic:pic>
+                  <pic:nvPicPr>
+                    <pic:cNvPr descr="../figures_nn/build_export_j2/swin_temporal/fig_swin_temporal_auto.svg" id="136" name="Picture"/>
+                    <pic:cNvPicPr>
+                      <a:picLocks noChangeArrowheads="1" noChangeAspect="1"/>
+                    </pic:cNvPicPr>
+                  </pic:nvPicPr>
+                  <pic:blipFill>
+                    <a:blip>
+                      <a:extLst>
+                        <a:ext uri="{28A0092B-C50C-407E-A947-70E740481C1C}">
+                          <a14:useLocalDpi xmlns:a14="http://schemas.microsoft.com/office/drawing/2010/main" val="0"/>
+                        </a:ext>
+                        <a:ext uri="{96DAC541-7B7A-43D3-8B79-37D633B846F1}">
+                          <asvg:svgBlip xmlns:asvg="http://schemas.microsoft.com/office/drawing/2016/SVG/main" r:embed="rId134"/>
+                        </a:ext>
+                      </a:extLst>
+                    </a:blip>
+                    <a:stretch>
+                      <a:fillRect/>
+                    </a:stretch>
+                  </pic:blipFill>
+                  <pic:spPr bwMode="auto">
+                    <a:xfrm>
+                      <a:off x="0" y="0"/>
+                      <a:ext cx="5753100" cy="1087021"/>
+                    </a:xfrm>
+                    <a:prstGeom prst="rect">
+                      <a:avLst/>
+                    </a:prstGeom>
+                    <a:noFill/>
+                    <a:ln w="9525">
+                      <a:noFill/>
+                      <a:headEnd/>
+                      <a:tailEnd/>
+                    </a:ln>
+                  </pic:spPr>
+                </pic:pic>
+              </a:graphicData>
+            </a:graphic>
+          </wp:inline>
+        </w:drawing>
       </w:r>
     </w:p>
-    <w:bookmarkEnd w:id="50"/>
-    <w:bookmarkStart w:id="51" w:name="c.28-swin-unet"/>
+    <w:bookmarkEnd w:id="137"/>
+    <w:bookmarkStart w:id="141" w:name="c.28-swin-unet"/>
     <w:p>
       <w:pPr>
         <w:pStyle w:val="3"/>
@@ -9065,11 +10423,59 @@
         <w:t xml:space="preserve"> </w:t>
       </w:r>
       <w:r>
-        <w:t xml:space="preserve">Swin UNet</w:t>
+        <w:drawing>
+          <wp:inline>
+            <wp:extent cx="5753100" cy="1236938"/>
+            <wp:effectExtent b="0" l="0" r="0" t="0"/>
+            <wp:docPr descr="Swin UNet" title="" id="139" name="Picture"/>
+            <a:graphic>
+              <a:graphicData uri="http://schemas.openxmlformats.org/drawingml/2006/picture">
+                <pic:pic>
+                  <pic:nvPicPr>
+                    <pic:cNvPr descr="../figures_nn/build_export_j2/swin_unet/fig_swin_unet_auto.svg" id="140" name="Picture"/>
+                    <pic:cNvPicPr>
+                      <a:picLocks noChangeArrowheads="1" noChangeAspect="1"/>
+                    </pic:cNvPicPr>
+                  </pic:nvPicPr>
+                  <pic:blipFill>
+                    <a:blip>
+                      <a:extLst>
+                        <a:ext uri="{28A0092B-C50C-407E-A947-70E740481C1C}">
+                          <a14:useLocalDpi xmlns:a14="http://schemas.microsoft.com/office/drawing/2010/main" val="0"/>
+                        </a:ext>
+                        <a:ext uri="{96DAC541-7B7A-43D3-8B79-37D633B846F1}">
+                          <asvg:svgBlip xmlns:asvg="http://schemas.microsoft.com/office/drawing/2016/SVG/main" r:embed="rId138"/>
+                        </a:ext>
+                      </a:extLst>
+                    </a:blip>
+                    <a:stretch>
+                      <a:fillRect/>
+                    </a:stretch>
+                  </pic:blipFill>
+                  <pic:spPr bwMode="auto">
+                    <a:xfrm>
+                      <a:off x="0" y="0"/>
+                      <a:ext cx="5753100" cy="1236938"/>
+                    </a:xfrm>
+                    <a:prstGeom prst="rect">
+                      <a:avLst/>
+                    </a:prstGeom>
+                    <a:noFill/>
+                    <a:ln w="9525">
+                      <a:noFill/>
+                      <a:headEnd/>
+                      <a:tailEnd/>
+                    </a:ln>
+                  </pic:spPr>
+                </pic:pic>
+              </a:graphicData>
+            </a:graphic>
+          </wp:inline>
+        </w:drawing>
       </w:r>
     </w:p>
-    <w:bookmarkEnd w:id="51"/>
-    <w:bookmarkStart w:id="52" w:name="c.29-swinunet-variant"/>
+    <w:bookmarkEnd w:id="141"/>
+    <w:bookmarkStart w:id="145" w:name="c.29-swinunet-variant"/>
     <w:p>
       <w:pPr>
         <w:pStyle w:val="3"/>
@@ -9115,11 +10521,59 @@
         <w:t xml:space="preserve"> </w:t>
       </w:r>
       <w:r>
-        <w:t xml:space="preserve">SwinUNet</w:t>
+        <w:drawing>
+          <wp:inline>
+            <wp:extent cx="5753100" cy="1236938"/>
+            <wp:effectExtent b="0" l="0" r="0" t="0"/>
+            <wp:docPr descr="SwinUNet" title="" id="143" name="Picture"/>
+            <a:graphic>
+              <a:graphicData uri="http://schemas.openxmlformats.org/drawingml/2006/picture">
+                <pic:pic>
+                  <pic:nvPicPr>
+                    <pic:cNvPr descr="../figures_nn/build_export_j2/swinunet/fig_swinunet_auto.svg" id="144" name="Picture"/>
+                    <pic:cNvPicPr>
+                      <a:picLocks noChangeArrowheads="1" noChangeAspect="1"/>
+                    </pic:cNvPicPr>
+                  </pic:nvPicPr>
+                  <pic:blipFill>
+                    <a:blip>
+                      <a:extLst>
+                        <a:ext uri="{28A0092B-C50C-407E-A947-70E740481C1C}">
+                          <a14:useLocalDpi xmlns:a14="http://schemas.microsoft.com/office/drawing/2010/main" val="0"/>
+                        </a:ext>
+                        <a:ext uri="{96DAC541-7B7A-43D3-8B79-37D633B846F1}">
+                          <asvg:svgBlip xmlns:asvg="http://schemas.microsoft.com/office/drawing/2016/SVG/main" r:embed="rId142"/>
+                        </a:ext>
+                      </a:extLst>
+                    </a:blip>
+                    <a:stretch>
+                      <a:fillRect/>
+                    </a:stretch>
+                  </pic:blipFill>
+                  <pic:spPr bwMode="auto">
+                    <a:xfrm>
+                      <a:off x="0" y="0"/>
+                      <a:ext cx="5753100" cy="1236938"/>
+                    </a:xfrm>
+                    <a:prstGeom prst="rect">
+                      <a:avLst/>
+                    </a:prstGeom>
+                    <a:noFill/>
+                    <a:ln w="9525">
+                      <a:noFill/>
+                      <a:headEnd/>
+                      <a:tailEnd/>
+                    </a:ln>
+                  </pic:spPr>
+                </pic:pic>
+              </a:graphicData>
+            </a:graphic>
+          </wp:inline>
+        </w:drawing>
       </w:r>
     </w:p>
-    <w:bookmarkEnd w:id="52"/>
-    <w:bookmarkStart w:id="53" w:name="c.30-u-fno"/>
+    <w:bookmarkEnd w:id="145"/>
+    <w:bookmarkStart w:id="149" w:name="c.30-u-fno"/>
     <w:p>
       <w:pPr>
         <w:pStyle w:val="3"/>
@@ -9191,11 +10645,59 @@
         <w:t xml:space="preserve"> </w:t>
       </w:r>
       <w:r>
-        <w:t xml:space="preserve">U-FNO</w:t>
+        <w:drawing>
+          <wp:inline>
+            <wp:extent cx="5753100" cy="2618870"/>
+            <wp:effectExtent b="0" l="0" r="0" t="0"/>
+            <wp:docPr descr="U-FNO" title="" id="147" name="Picture"/>
+            <a:graphic>
+              <a:graphicData uri="http://schemas.openxmlformats.org/drawingml/2006/picture">
+                <pic:pic>
+                  <pic:nvPicPr>
+                    <pic:cNvPr descr="../figures_nn/build_export_j2/u-fno/fig_u-fno_auto.svg" id="148" name="Picture"/>
+                    <pic:cNvPicPr>
+                      <a:picLocks noChangeArrowheads="1" noChangeAspect="1"/>
+                    </pic:cNvPicPr>
+                  </pic:nvPicPr>
+                  <pic:blipFill>
+                    <a:blip>
+                      <a:extLst>
+                        <a:ext uri="{28A0092B-C50C-407E-A947-70E740481C1C}">
+                          <a14:useLocalDpi xmlns:a14="http://schemas.microsoft.com/office/drawing/2010/main" val="0"/>
+                        </a:ext>
+                        <a:ext uri="{96DAC541-7B7A-43D3-8B79-37D633B846F1}">
+                          <asvg:svgBlip xmlns:asvg="http://schemas.microsoft.com/office/drawing/2016/SVG/main" r:embed="rId146"/>
+                        </a:ext>
+                      </a:extLst>
+                    </a:blip>
+                    <a:stretch>
+                      <a:fillRect/>
+                    </a:stretch>
+                  </pic:blipFill>
+                  <pic:spPr bwMode="auto">
+                    <a:xfrm>
+                      <a:off x="0" y="0"/>
+                      <a:ext cx="5753100" cy="2618870"/>
+                    </a:xfrm>
+                    <a:prstGeom prst="rect">
+                      <a:avLst/>
+                    </a:prstGeom>
+                    <a:noFill/>
+                    <a:ln w="9525">
+                      <a:noFill/>
+                      <a:headEnd/>
+                      <a:tailEnd/>
+                    </a:ln>
+                  </pic:spPr>
+                </pic:pic>
+              </a:graphicData>
+            </a:graphic>
+          </wp:inline>
+        </w:drawing>
       </w:r>
     </w:p>
-    <w:bookmarkEnd w:id="53"/>
-    <w:bookmarkStart w:id="54" w:name="c.31-ufno"/>
+    <w:bookmarkEnd w:id="149"/>
+    <w:bookmarkStart w:id="153" w:name="c.31-ufno"/>
     <w:p>
       <w:pPr>
         <w:pStyle w:val="3"/>
@@ -9241,11 +10743,59 @@
         <w:t xml:space="preserve"> </w:t>
       </w:r>
       <w:r>
-        <w:t xml:space="preserve">UFNO</w:t>
+        <w:drawing>
+          <wp:inline>
+            <wp:extent cx="5753100" cy="2618870"/>
+            <wp:effectExtent b="0" l="0" r="0" t="0"/>
+            <wp:docPr descr="UFNO" title="" id="151" name="Picture"/>
+            <a:graphic>
+              <a:graphicData uri="http://schemas.openxmlformats.org/drawingml/2006/picture">
+                <pic:pic>
+                  <pic:nvPicPr>
+                    <pic:cNvPr descr="../figures_nn/build_export_j2/ufno/fig_ufno_auto.svg" id="152" name="Picture"/>
+                    <pic:cNvPicPr>
+                      <a:picLocks noChangeArrowheads="1" noChangeAspect="1"/>
+                    </pic:cNvPicPr>
+                  </pic:nvPicPr>
+                  <pic:blipFill>
+                    <a:blip>
+                      <a:extLst>
+                        <a:ext uri="{28A0092B-C50C-407E-A947-70E740481C1C}">
+                          <a14:useLocalDpi xmlns:a14="http://schemas.microsoft.com/office/drawing/2010/main" val="0"/>
+                        </a:ext>
+                        <a:ext uri="{96DAC541-7B7A-43D3-8B79-37D633B846F1}">
+                          <asvg:svgBlip xmlns:asvg="http://schemas.microsoft.com/office/drawing/2016/SVG/main" r:embed="rId150"/>
+                        </a:ext>
+                      </a:extLst>
+                    </a:blip>
+                    <a:stretch>
+                      <a:fillRect/>
+                    </a:stretch>
+                  </pic:blipFill>
+                  <pic:spPr bwMode="auto">
+                    <a:xfrm>
+                      <a:off x="0" y="0"/>
+                      <a:ext cx="5753100" cy="2618870"/>
+                    </a:xfrm>
+                    <a:prstGeom prst="rect">
+                      <a:avLst/>
+                    </a:prstGeom>
+                    <a:noFill/>
+                    <a:ln w="9525">
+                      <a:noFill/>
+                      <a:headEnd/>
+                      <a:tailEnd/>
+                    </a:ln>
+                  </pic:spPr>
+                </pic:pic>
+              </a:graphicData>
+            </a:graphic>
+          </wp:inline>
+        </w:drawing>
       </w:r>
     </w:p>
-    <w:bookmarkEnd w:id="54"/>
-    <w:bookmarkStart w:id="55" w:name="c.32-unet"/>
+    <w:bookmarkEnd w:id="153"/>
+    <w:bookmarkStart w:id="157" w:name="c.32-unet"/>
     <w:p>
       <w:pPr>
         <w:pStyle w:val="3"/>
@@ -9365,11 +10915,59 @@
         <w:t xml:space="preserve"> </w:t>
       </w:r>
       <w:r>
-        <w:t xml:space="preserve">UNet</w:t>
+        <w:drawing>
+          <wp:inline>
+            <wp:extent cx="5753100" cy="1614017"/>
+            <wp:effectExtent b="0" l="0" r="0" t="0"/>
+            <wp:docPr descr="UNet" title="" id="155" name="Picture"/>
+            <a:graphic>
+              <a:graphicData uri="http://schemas.openxmlformats.org/drawingml/2006/picture">
+                <pic:pic>
+                  <pic:nvPicPr>
+                    <pic:cNvPr descr="../figures_nn/build_export_j2/unet/fig_unet_auto.svg" id="156" name="Picture"/>
+                    <pic:cNvPicPr>
+                      <a:picLocks noChangeArrowheads="1" noChangeAspect="1"/>
+                    </pic:cNvPicPr>
+                  </pic:nvPicPr>
+                  <pic:blipFill>
+                    <a:blip>
+                      <a:extLst>
+                        <a:ext uri="{28A0092B-C50C-407E-A947-70E740481C1C}">
+                          <a14:useLocalDpi xmlns:a14="http://schemas.microsoft.com/office/drawing/2010/main" val="0"/>
+                        </a:ext>
+                        <a:ext uri="{96DAC541-7B7A-43D3-8B79-37D633B846F1}">
+                          <asvg:svgBlip xmlns:asvg="http://schemas.microsoft.com/office/drawing/2016/SVG/main" r:embed="rId154"/>
+                        </a:ext>
+                      </a:extLst>
+                    </a:blip>
+                    <a:stretch>
+                      <a:fillRect/>
+                    </a:stretch>
+                  </pic:blipFill>
+                  <pic:spPr bwMode="auto">
+                    <a:xfrm>
+                      <a:off x="0" y="0"/>
+                      <a:ext cx="5753100" cy="1614017"/>
+                    </a:xfrm>
+                    <a:prstGeom prst="rect">
+                      <a:avLst/>
+                    </a:prstGeom>
+                    <a:noFill/>
+                    <a:ln w="9525">
+                      <a:noFill/>
+                      <a:headEnd/>
+                      <a:tailEnd/>
+                    </a:ln>
+                  </pic:spPr>
+                </pic:pic>
+              </a:graphicData>
+            </a:graphic>
+          </wp:inline>
+        </w:drawing>
       </w:r>
     </w:p>
-    <w:bookmarkEnd w:id="55"/>
-    <w:bookmarkStart w:id="56" w:name="c.33-unetformer"/>
+    <w:bookmarkEnd w:id="157"/>
+    <w:bookmarkStart w:id="161" w:name="c.33-unetformer"/>
     <w:p>
       <w:pPr>
         <w:pStyle w:val="3"/>
@@ -9441,11 +11039,59 @@
         <w:t xml:space="preserve"> </w:t>
       </w:r>
       <w:r>
-        <w:t xml:space="preserve">UNetFormer</w:t>
+        <w:drawing>
+          <wp:inline>
+            <wp:extent cx="5753100" cy="1236938"/>
+            <wp:effectExtent b="0" l="0" r="0" t="0"/>
+            <wp:docPr descr="UNetFormer" title="" id="159" name="Picture"/>
+            <a:graphic>
+              <a:graphicData uri="http://schemas.openxmlformats.org/drawingml/2006/picture">
+                <pic:pic>
+                  <pic:nvPicPr>
+                    <pic:cNvPr descr="../figures_nn/build_export_j2/unetformer/fig_unetformer_auto.svg" id="160" name="Picture"/>
+                    <pic:cNvPicPr>
+                      <a:picLocks noChangeArrowheads="1" noChangeAspect="1"/>
+                    </pic:cNvPicPr>
+                  </pic:nvPicPr>
+                  <pic:blipFill>
+                    <a:blip>
+                      <a:extLst>
+                        <a:ext uri="{28A0092B-C50C-407E-A947-70E740481C1C}">
+                          <a14:useLocalDpi xmlns:a14="http://schemas.microsoft.com/office/drawing/2010/main" val="0"/>
+                        </a:ext>
+                        <a:ext uri="{96DAC541-7B7A-43D3-8B79-37D633B846F1}">
+                          <asvg:svgBlip xmlns:asvg="http://schemas.microsoft.com/office/drawing/2016/SVG/main" r:embed="rId158"/>
+                        </a:ext>
+                      </a:extLst>
+                    </a:blip>
+                    <a:stretch>
+                      <a:fillRect/>
+                    </a:stretch>
+                  </pic:blipFill>
+                  <pic:spPr bwMode="auto">
+                    <a:xfrm>
+                      <a:off x="0" y="0"/>
+                      <a:ext cx="5753100" cy="1236938"/>
+                    </a:xfrm>
+                    <a:prstGeom prst="rect">
+                      <a:avLst/>
+                    </a:prstGeom>
+                    <a:noFill/>
+                    <a:ln w="9525">
+                      <a:noFill/>
+                      <a:headEnd/>
+                      <a:tailEnd/>
+                    </a:ln>
+                  </pic:spPr>
+                </pic:pic>
+              </a:graphicData>
+            </a:graphic>
+          </wp:inline>
+        </w:drawing>
       </w:r>
     </w:p>
-    <w:bookmarkEnd w:id="56"/>
-    <w:bookmarkStart w:id="57" w:name="c.34-unet"/>
+    <w:bookmarkEnd w:id="161"/>
+    <w:bookmarkStart w:id="165" w:name="c.34-unet"/>
     <w:p>
       <w:pPr>
         <w:pStyle w:val="3"/>
@@ -9527,11 +11173,59 @@
         <w:t xml:space="preserve"> </w:t>
       </w:r>
       <w:r>
-        <w:t xml:space="preserve">UNet++</w:t>
+        <w:drawing>
+          <wp:inline>
+            <wp:extent cx="5753100" cy="1614017"/>
+            <wp:effectExtent b="0" l="0" r="0" t="0"/>
+            <wp:docPr descr="UNet++" title="" id="163" name="Picture"/>
+            <a:graphic>
+              <a:graphicData uri="http://schemas.openxmlformats.org/drawingml/2006/picture">
+                <pic:pic>
+                  <pic:nvPicPr>
+                    <pic:cNvPr descr="../figures_nn/build_export_j2/unet_plus_plus/fig_unet_plus_plus_auto.svg" id="164" name="Picture"/>
+                    <pic:cNvPicPr>
+                      <a:picLocks noChangeArrowheads="1" noChangeAspect="1"/>
+                    </pic:cNvPicPr>
+                  </pic:nvPicPr>
+                  <pic:blipFill>
+                    <a:blip>
+                      <a:extLst>
+                        <a:ext uri="{28A0092B-C50C-407E-A947-70E740481C1C}">
+                          <a14:useLocalDpi xmlns:a14="http://schemas.microsoft.com/office/drawing/2010/main" val="0"/>
+                        </a:ext>
+                        <a:ext uri="{96DAC541-7B7A-43D3-8B79-37D633B846F1}">
+                          <asvg:svgBlip xmlns:asvg="http://schemas.microsoft.com/office/drawing/2016/SVG/main" r:embed="rId162"/>
+                        </a:ext>
+                      </a:extLst>
+                    </a:blip>
+                    <a:stretch>
+                      <a:fillRect/>
+                    </a:stretch>
+                  </pic:blipFill>
+                  <pic:spPr bwMode="auto">
+                    <a:xfrm>
+                      <a:off x="0" y="0"/>
+                      <a:ext cx="5753100" cy="1614017"/>
+                    </a:xfrm>
+                    <a:prstGeom prst="rect">
+                      <a:avLst/>
+                    </a:prstGeom>
+                    <a:noFill/>
+                    <a:ln w="9525">
+                      <a:noFill/>
+                      <a:headEnd/>
+                      <a:tailEnd/>
+                    </a:ln>
+                  </pic:spPr>
+                </pic:pic>
+              </a:graphicData>
+            </a:graphic>
+          </wp:inline>
+        </w:drawing>
       </w:r>
     </w:p>
-    <w:bookmarkEnd w:id="57"/>
-    <w:bookmarkStart w:id="58" w:name="c.35-uno"/>
+    <w:bookmarkEnd w:id="165"/>
+    <w:bookmarkStart w:id="169" w:name="c.35-uno"/>
     <w:p>
       <w:pPr>
         <w:pStyle w:val="3"/>
@@ -9613,11 +11307,59 @@
         <w:t xml:space="preserve"> </w:t>
       </w:r>
       <w:r>
-        <w:t xml:space="preserve">UNO</w:t>
+        <w:drawing>
+          <wp:inline>
+            <wp:extent cx="5753100" cy="2618870"/>
+            <wp:effectExtent b="0" l="0" r="0" t="0"/>
+            <wp:docPr descr="UNO" title="" id="167" name="Picture"/>
+            <a:graphic>
+              <a:graphicData uri="http://schemas.openxmlformats.org/drawingml/2006/picture">
+                <pic:pic>
+                  <pic:nvPicPr>
+                    <pic:cNvPr descr="../figures_nn/build_export_j2/uno/fig_uno_auto.svg" id="168" name="Picture"/>
+                    <pic:cNvPicPr>
+                      <a:picLocks noChangeArrowheads="1" noChangeAspect="1"/>
+                    </pic:cNvPicPr>
+                  </pic:nvPicPr>
+                  <pic:blipFill>
+                    <a:blip>
+                      <a:extLst>
+                        <a:ext uri="{28A0092B-C50C-407E-A947-70E740481C1C}">
+                          <a14:useLocalDpi xmlns:a14="http://schemas.microsoft.com/office/drawing/2010/main" val="0"/>
+                        </a:ext>
+                        <a:ext uri="{96DAC541-7B7A-43D3-8B79-37D633B846F1}">
+                          <asvg:svgBlip xmlns:asvg="http://schemas.microsoft.com/office/drawing/2016/SVG/main" r:embed="rId166"/>
+                        </a:ext>
+                      </a:extLst>
+                    </a:blip>
+                    <a:stretch>
+                      <a:fillRect/>
+                    </a:stretch>
+                  </pic:blipFill>
+                  <pic:spPr bwMode="auto">
+                    <a:xfrm>
+                      <a:off x="0" y="0"/>
+                      <a:ext cx="5753100" cy="2618870"/>
+                    </a:xfrm>
+                    <a:prstGeom prst="rect">
+                      <a:avLst/>
+                    </a:prstGeom>
+                    <a:noFill/>
+                    <a:ln w="9525">
+                      <a:noFill/>
+                      <a:headEnd/>
+                      <a:tailEnd/>
+                    </a:ln>
+                  </pic:spPr>
+                </pic:pic>
+              </a:graphicData>
+            </a:graphic>
+          </wp:inline>
+        </w:drawing>
       </w:r>
     </w:p>
-    <w:bookmarkEnd w:id="58"/>
-    <w:bookmarkStart w:id="59" w:name="c.36-video-swin-transformer"/>
+    <w:bookmarkEnd w:id="169"/>
+    <w:bookmarkStart w:id="173" w:name="c.36-video-swin-transformer"/>
     <w:p>
       <w:pPr>
         <w:pStyle w:val="3"/>
@@ -9857,12 +11599,60 @@
         <w:t xml:space="preserve"> </w:t>
       </w:r>
       <w:r>
-        <w:t xml:space="preserve">Video Swin Transformer</w:t>
+        <w:drawing>
+          <wp:inline>
+            <wp:extent cx="5753100" cy="1087021"/>
+            <wp:effectExtent b="0" l="0" r="0" t="0"/>
+            <wp:docPr descr="Video Swin Transformer" title="" id="171" name="Picture"/>
+            <a:graphic>
+              <a:graphicData uri="http://schemas.openxmlformats.org/drawingml/2006/picture">
+                <pic:pic>
+                  <pic:nvPicPr>
+                    <pic:cNvPr descr="../figures_nn/build_export_j2/videoswin/fig_videoswin_auto.svg" id="172" name="Picture"/>
+                    <pic:cNvPicPr>
+                      <a:picLocks noChangeArrowheads="1" noChangeAspect="1"/>
+                    </pic:cNvPicPr>
+                  </pic:nvPicPr>
+                  <pic:blipFill>
+                    <a:blip>
+                      <a:extLst>
+                        <a:ext uri="{28A0092B-C50C-407E-A947-70E740481C1C}">
+                          <a14:useLocalDpi xmlns:a14="http://schemas.microsoft.com/office/drawing/2010/main" val="0"/>
+                        </a:ext>
+                        <a:ext uri="{96DAC541-7B7A-43D3-8B79-37D633B846F1}">
+                          <asvg:svgBlip xmlns:asvg="http://schemas.microsoft.com/office/drawing/2016/SVG/main" r:embed="rId170"/>
+                        </a:ext>
+                      </a:extLst>
+                    </a:blip>
+                    <a:stretch>
+                      <a:fillRect/>
+                    </a:stretch>
+                  </pic:blipFill>
+                  <pic:spPr bwMode="auto">
+                    <a:xfrm>
+                      <a:off x="0" y="0"/>
+                      <a:ext cx="5753100" cy="1087021"/>
+                    </a:xfrm>
+                    <a:prstGeom prst="rect">
+                      <a:avLst/>
+                    </a:prstGeom>
+                    <a:noFill/>
+                    <a:ln w="9525">
+                      <a:noFill/>
+                      <a:headEnd/>
+                      <a:tailEnd/>
+                    </a:ln>
+                  </pic:spPr>
+                </pic:pic>
+              </a:graphicData>
+            </a:graphic>
+          </wp:inline>
+        </w:drawing>
       </w:r>
     </w:p>
-    <w:bookmarkEnd w:id="59"/>
-    <w:bookmarkEnd w:id="60"/>
-    <w:bookmarkEnd w:id="61"/>
+    <w:bookmarkEnd w:id="173"/>
+    <w:bookmarkEnd w:id="174"/>
+    <w:bookmarkEnd w:id="175"/>
     <w:sectPr>
       <w:headerReference r:id="rId12" w:type="even"/>
       <w:headerReference r:id="rId10" w:type="default"/>
